--- a/menina_elefante/saidas/A_Menina_Elefante_V2_Parte_III.docx
+++ b/menina_elefante/saidas/A_Menina_Elefante_V2_Parte_III.docx
@@ -178,7 +178,7 @@
     </w:p>
     <w:p>
       <w:r>
-        <w:t xml:space="preserve">Eu ia para a faculdade. Voltava da faculdade. Não almoçava com ninguém na cantina, porque almoçava na ótica, em pé, atrás do balcão. Não fiz amizade com ninguém na turma, porque passava as duas horas de ônibus de olho fechado, fingindo dormir, para ninguém puxar conversa. Não era tristeza, eu achava. Era falta de tempo.</w:t>
+        <w:t xml:space="preserve">Eu ia para a faculdade. Voltava da faculdade. Não almoçava com ninguém na cantina, porque almoçava na ótica, em pé, atrás do balcão. Não fiz amizade com ninguém na turma, porque passava as duas horas de ônibus de olho fechado, fingindo dormir, para ninguém puxar conversa. Se alguém perguntasse, eu teria dito que era falta de tempo.</w:t>
       </w:r>
     </w:p>
     <w:p>

--- a/menina_elefante/saidas/A_Menina_Elefante_V2_Parte_III.docx
+++ b/menina_elefante/saidas/A_Menina_Elefante_V2_Parte_III.docx
@@ -292,6 +292,115 @@
     <w:p>
       <w:r>
         <w:t xml:space="preserve">Eu dava a ele o que sobrava de mim depois das onze da noite. Era pouco. Ele aceitava como se fosse muito.</w:t>
+      </w:r>
+    </w:p>
+    <w:p>
+      <w:pPr>
+        <w:pageBreakBefore/>
+        <w:spacing w:before="0" w:after="0"/>
+        <w:ind w:firstLine="0"/>
+      </w:pPr>
+      <w:r>
+        <w:drawing>
+          <wp:anchor distT="0" distB="0" distL="0" distR="0" simplePos="0" relativeHeight="0" behindDoc="1" locked="1" layoutInCell="1" allowOverlap="1">
+            <wp:simplePos x="0" y="0"/>
+            <wp:positionH relativeFrom="page">
+              <wp:posOffset>0</wp:posOffset>
+            </wp:positionH>
+            <wp:positionV relativeFrom="page">
+              <wp:posOffset>0</wp:posOffset>
+            </wp:positionV>
+            <wp:extent cx="5029200" cy="7772400"/>
+            <wp:effectExtent l="0" t="0" r="0" b="0"/>
+            <wp:wrapNone/>
+            <wp:docPr id="1001" name="Destaque 1001"/>
+            <wp:cNvGraphicFramePr/>
+            <a:graphic xmlns:a="http://schemas.openxmlformats.org/drawingml/2006/main">
+              <a:graphicData uri="http://schemas.openxmlformats.org/drawingml/2006/picture">
+                <pic:pic xmlns:pic="http://schemas.openxmlformats.org/drawingml/2006/picture">
+                  <pic:nvPicPr>
+                    <pic:cNvPr id="1001" name="destaque_ramo_esq.png"/>
+                    <pic:cNvPicPr/>
+                  </pic:nvPicPr>
+                  <pic:blipFill>
+                    <a:blip r:embed="rIdImg1"/>
+                    <a:stretch>
+                      <a:fillRect/>
+                    </a:stretch>
+                  </pic:blipFill>
+                  <pic:spPr>
+                    <a:xfrm>
+                      <a:off x="0" y="0"/>
+                      <a:ext cx="5029200" cy="7772400"/>
+                    </a:xfrm>
+                    <a:prstGeom prst="rect">
+                      <a:avLst/>
+                    </a:prstGeom>
+                  </pic:spPr>
+                </pic:pic>
+              </a:graphicData>
+            </a:graphic>
+          </wp:anchor>
+        </w:drawing>
+      </w:r>
+    </w:p>
+    <w:p>
+      <w:pPr>
+        <w:spacing w:before="900" w:after="0" w:line="1119" w:lineRule="exact"/>
+        <w:ind w:firstLine="0"/>
+        <w:jc w:val="right"/>
+      </w:pPr>
+      <w:r>
+        <w:rPr>
+          <w:rFonts w:ascii="Bebas Neue" w:hAnsi="Bebas Neue" w:cs="Bebas Neue"/>
+          <w:caps/>
+          <w:color w:val="A9A9A4"/>
+          <w:sz w:val="108"/>
+          <w:szCs w:val="108"/>
+        </w:rPr>
+        <w:t xml:space="preserve">PORQUE É MEIA-NOITE E VOCÊ ESTÁ </w:t>
+      </w:r>
+      <w:r>
+        <w:rPr>
+          <w:rFonts w:ascii="Bebas Neue" w:hAnsi="Bebas Neue" w:cs="Bebas Neue"/>
+          <w:caps/>
+          <w:color w:val="FFFFFF"/>
+          <w:sz w:val="108"/>
+          <w:szCs w:val="108"/>
+        </w:rPr>
+        <w:t xml:space="preserve">ANDANDO SOZINHA</w:t>
+      </w:r>
+      <w:r>
+        <w:rPr>
+          <w:rFonts w:ascii="Bebas Neue" w:hAnsi="Bebas Neue" w:cs="Bebas Neue"/>
+          <w:caps/>
+          <w:color w:val="A9A9A4"/>
+          <w:sz w:val="108"/>
+          <w:szCs w:val="108"/>
+        </w:rPr>
+        <w:t xml:space="preserve">.</w:t>
+      </w:r>
+    </w:p>
+    <w:p>
+      <w:pPr>
+        <w:spacing w:before="240" w:after="0"/>
+        <w:ind w:firstLine="0"/>
+        <w:jc w:val="right"/>
+      </w:pPr>
+      <w:r>
+        <w:rPr>
+          <w:rFonts w:ascii="Bebas Neue" w:hAnsi="Bebas Neue"/>
+          <w:caps/>
+          <w:color w:val="A9A9A4"/>
+          <w:spacing w:val="30"/>
+          <w:sz w:val="26"/>
+        </w:rPr>
+        <w:t xml:space="preserve">— KOUSUKE</w:t>
+      </w:r>
+    </w:p>
+    <w:p>
+      <w:r>
+        <w:br w:type="page"/>
       </w:r>
     </w:p>
     <w:p>
@@ -1097,6 +1206,83 @@
       </w:r>
     </w:p>
     <w:p>
+      <w:pPr>
+        <w:pageBreakBefore/>
+        <w:spacing w:before="0" w:after="0"/>
+        <w:ind w:firstLine="0"/>
+      </w:pPr>
+      <w:r>
+        <w:drawing>
+          <wp:anchor distT="0" distB="0" distL="0" distR="0" simplePos="0" relativeHeight="0" behindDoc="1" locked="1" layoutInCell="1" allowOverlap="1">
+            <wp:simplePos x="0" y="0"/>
+            <wp:positionH relativeFrom="page">
+              <wp:posOffset>0</wp:posOffset>
+            </wp:positionH>
+            <wp:positionV relativeFrom="page">
+              <wp:posOffset>0</wp:posOffset>
+            </wp:positionV>
+            <wp:extent cx="5029200" cy="7772400"/>
+            <wp:effectExtent l="0" t="0" r="0" b="0"/>
+            <wp:wrapNone/>
+            <wp:docPr id="1002" name="Destaque 1002"/>
+            <wp:cNvGraphicFramePr/>
+            <a:graphic xmlns:a="http://schemas.openxmlformats.org/drawingml/2006/main">
+              <a:graphicData uri="http://schemas.openxmlformats.org/drawingml/2006/picture">
+                <pic:pic xmlns:pic="http://schemas.openxmlformats.org/drawingml/2006/picture">
+                  <pic:nvPicPr>
+                    <pic:cNvPr id="1002" name="destaque_relogio_dir.png"/>
+                    <pic:cNvPicPr/>
+                  </pic:nvPicPr>
+                  <pic:blipFill>
+                    <a:blip r:embed="rIdImg2"/>
+                    <a:stretch>
+                      <a:fillRect/>
+                    </a:stretch>
+                  </pic:blipFill>
+                  <pic:spPr>
+                    <a:xfrm>
+                      <a:off x="0" y="0"/>
+                      <a:ext cx="5029200" cy="7772400"/>
+                    </a:xfrm>
+                    <a:prstGeom prst="rect">
+                      <a:avLst/>
+                    </a:prstGeom>
+                  </pic:spPr>
+                </pic:pic>
+              </a:graphicData>
+            </a:graphic>
+          </wp:anchor>
+        </w:drawing>
+      </w:r>
+    </w:p>
+    <w:p>
+      <w:pPr>
+        <w:spacing w:before="900" w:after="0" w:line="934" w:lineRule="exact"/>
+        <w:ind w:firstLine="0"/>
+        <w:jc w:val="left"/>
+      </w:pPr>
+      <w:r>
+        <w:rPr>
+          <w:rFonts w:ascii="Bebas Neue" w:hAnsi="Bebas Neue" w:cs="Bebas Neue"/>
+          <w:caps/>
+          <w:color w:val="FFFFFF"/>
+          <w:sz w:val="90"/>
+          <w:szCs w:val="90"/>
+        </w:rPr>
+        <w:t xml:space="preserve">NINGUÉM TINHA ME PEDIDO PARA PULAR.</w:t>
+      </w:r>
+      <w:r>
+        <w:rPr>
+          <w:rFonts w:ascii="Bebas Neue" w:hAnsi="Bebas Neue" w:cs="Bebas Neue"/>
+          <w:caps/>
+          <w:color w:val="A9A9A4"/>
+          <w:sz w:val="90"/>
+          <w:szCs w:val="90"/>
+        </w:rPr>
+        <w:t xml:space="preserve"> NINGUÉM PRECISAVA QUE EU PULASSE.</w:t>
+      </w:r>
+    </w:p>
+    <w:p>
       <w:r>
         <w:br w:type="page"/>
       </w:r>
@@ -1236,6 +1422,98 @@
       </w:pPr>
       <w:r>
         <w:t xml:space="preserve">Era o frio também.</w:t>
+      </w:r>
+    </w:p>
+    <w:p>
+      <w:pPr>
+        <w:pageBreakBefore/>
+        <w:spacing w:before="0" w:after="0"/>
+        <w:ind w:firstLine="0"/>
+      </w:pPr>
+      <w:r>
+        <w:drawing>
+          <wp:anchor distT="0" distB="0" distL="0" distR="0" simplePos="0" relativeHeight="0" behindDoc="1" locked="1" layoutInCell="1" allowOverlap="1">
+            <wp:simplePos x="0" y="0"/>
+            <wp:positionH relativeFrom="page">
+              <wp:posOffset>0</wp:posOffset>
+            </wp:positionH>
+            <wp:positionV relativeFrom="page">
+              <wp:posOffset>0</wp:posOffset>
+            </wp:positionV>
+            <wp:extent cx="5029200" cy="7772400"/>
+            <wp:effectExtent l="0" t="0" r="0" b="0"/>
+            <wp:wrapNone/>
+            <wp:docPr id="1003" name="Destaque 1003"/>
+            <wp:cNvGraphicFramePr/>
+            <a:graphic xmlns:a="http://schemas.openxmlformats.org/drawingml/2006/main">
+              <a:graphicData uri="http://schemas.openxmlformats.org/drawingml/2006/picture">
+                <pic:pic xmlns:pic="http://schemas.openxmlformats.org/drawingml/2006/picture">
+                  <pic:nvPicPr>
+                    <pic:cNvPr id="1003" name="destaque_vinha_esq.png"/>
+                    <pic:cNvPicPr/>
+                  </pic:nvPicPr>
+                  <pic:blipFill>
+                    <a:blip r:embed="rIdImg3"/>
+                    <a:stretch>
+                      <a:fillRect/>
+                    </a:stretch>
+                  </pic:blipFill>
+                  <pic:spPr>
+                    <a:xfrm>
+                      <a:off x="0" y="0"/>
+                      <a:ext cx="5029200" cy="7772400"/>
+                    </a:xfrm>
+                    <a:prstGeom prst="rect">
+                      <a:avLst/>
+                    </a:prstGeom>
+                  </pic:spPr>
+                </pic:pic>
+              </a:graphicData>
+            </a:graphic>
+          </wp:anchor>
+        </w:drawing>
+      </w:r>
+    </w:p>
+    <w:p>
+      <w:pPr>
+        <w:spacing w:before="900" w:after="0" w:line="993" w:lineRule="exact"/>
+        <w:ind w:firstLine="0"/>
+        <w:jc w:val="right"/>
+      </w:pPr>
+      <w:r>
+        <w:rPr>
+          <w:rFonts w:ascii="Bebas Neue" w:hAnsi="Bebas Neue" w:cs="Bebas Neue"/>
+          <w:caps/>
+          <w:color w:val="A9A9A4"/>
+          <w:sz w:val="96"/>
+          <w:szCs w:val="96"/>
+        </w:rPr>
+        <w:t xml:space="preserve">NUNCA TINHA ESTADO NUM LUGAR EM QUE </w:t>
+      </w:r>
+      <w:r>
+        <w:rPr>
+          <w:rFonts w:ascii="Bebas Neue" w:hAnsi="Bebas Neue" w:cs="Bebas Neue"/>
+          <w:caps/>
+          <w:color w:val="FFFFFF"/>
+          <w:sz w:val="96"/>
+          <w:szCs w:val="96"/>
+        </w:rPr>
+        <w:t xml:space="preserve">NINGUÉM PRECISAVA DE MIM</w:t>
+      </w:r>
+      <w:r>
+        <w:rPr>
+          <w:rFonts w:ascii="Bebas Neue" w:hAnsi="Bebas Neue" w:cs="Bebas Neue"/>
+          <w:caps/>
+          <w:color w:val="A9A9A4"/>
+          <w:sz w:val="96"/>
+          <w:szCs w:val="96"/>
+        </w:rPr>
+        <w:t xml:space="preserve">.</w:t>
+      </w:r>
+    </w:p>
+    <w:p>
+      <w:r>
+        <w:br w:type="page"/>
       </w:r>
     </w:p>
     <w:p>

--- a/menina_elefante/saidas/A_Menina_Elefante_V2_Parte_III.docx
+++ b/menina_elefante/saidas/A_Menina_Elefante_V2_Parte_III.docx
@@ -4,35 +4,92 @@
   <w:body>
     <w:p>
       <w:pPr>
-        <w:pStyle w:val="MyPartTitle"/>
-        <w:spacing w:before="2400"/>
+        <w:keepNext/>
+        <w:spacing w:before="0" w:after="300" w:line="240" w:lineRule="auto"/>
+        <w:ind w:firstLine="0"/>
+        <w:jc w:val="center"/>
       </w:pPr>
       <w:r>
-        <w:t xml:space="preserve">PARTE III — ELE FICOU</w:t>
-      </w:r>
-    </w:p>
-    <w:p>
-      <w:r>
-        <w:br w:type="page"/>
+        <w:rPr>
+          <w:rFonts w:ascii="EB Garamond" w:hAnsi="EB Garamond"/>
+          <w:color w:val="555555"/>
+          <w:spacing w:val="60"/>
+          <w:sz w:val="22"/>
+          <w:szCs w:val="22"/>
+        </w:rPr>
+        <w:t xml:space="preserve">PARTE III</w:t>
       </w:r>
     </w:p>
     <w:p>
       <w:pPr>
-        <w:pStyle w:val="MyChapterTitle"/>
-        <w:spacing w:before="1440" w:after="560"/>
+        <w:keepNext/>
+        <w:spacing w:before="0" w:after="0" w:line="240" w:lineRule="auto"/>
+        <w:ind w:firstLine="0"/>
+        <w:jc w:val="center"/>
       </w:pPr>
       <w:r>
-        <w:t xml:space="preserve">CAPÍTULO 11 — O ÔNIBUS DAS ONZE</w:t>
+        <w:rPr>
+          <w:rFonts w:ascii="EB Garamond" w:hAnsi="EB Garamond"/>
+          <w:spacing w:val="20"/>
+          <w:sz w:val="40"/>
+          <w:szCs w:val="40"/>
+        </w:rPr>
+        <w:t xml:space="preserve">ELE FICOU</w:t>
       </w:r>
     </w:p>
     <w:p>
+      <w:pPr>
+        <w:spacing w:before="0" w:after="0" w:line="20" w:lineRule="exact"/>
+        <w:ind w:firstLine="0"/>
+        <w:sectPr>
+          <w:headerReference w:type="even" r:id="rIdHVazio"/>
+          <w:headerReference w:type="default" r:id="rIdHVazio"/>
+          <w:headerReference w:type="first" r:id="rIdHVazio"/>
+          <w:footerReference w:type="even" r:id="rIdFVazio"/>
+          <w:footerReference w:type="default" r:id="rIdFVazio"/>
+          <w:footerReference w:type="first" r:id="rIdFVazio"/>
+          <w:type w:val="nextPage"/>
+          <w:pgSz w:w="7920" w:h="12240"/>
+          <w:pgMar w:top="1000" w:right="870" w:bottom="1000" w:left="1150" w:header="560" w:footer="560" w:gutter="0"/>
+          <w:cols w:space="720"/>
+          <w:vAlign w:val="center"/>
+          <w:docGrid w:linePitch="360"/>
+        </w:sectPr>
+      </w:pPr>
+    </w:p>
+    <w:p>
+      <w:pPr>
+        <w:keepNext/>
+        <w:spacing w:before="1500" w:after="160" w:line="240" w:lineRule="auto"/>
+        <w:ind w:firstLine="0"/>
+        <w:jc w:val="center"/>
+      </w:pPr>
       <w:r>
-        <w:t xml:space="preserve">O Kousuke comprou flanela de limpar lente na ótica onze vezes antes de eu aceitar sair com ele.</w:t>
+        <w:rPr>
+          <w:rFonts w:ascii="EB Garamond" w:hAnsi="EB Garamond"/>
+          <w:color w:val="555555"/>
+          <w:spacing w:val="40"/>
+          <w:sz w:val="19"/>
+          <w:szCs w:val="19"/>
+        </w:rPr>
+        <w:t xml:space="preserve">CAPÍTULO 11</w:t>
       </w:r>
     </w:p>
     <w:p>
+      <w:pPr>
+        <w:keepNext/>
+        <w:spacing w:before="0" w:after="900" w:line="240" w:lineRule="auto"/>
+        <w:ind w:firstLine="0"/>
+        <w:jc w:val="center"/>
+      </w:pPr>
       <w:r>
-        <w:t xml:space="preserve">Eu contei. Não de propósito; foi minha mãe que reparou primeiro, numa quarta-feira, quando ele saiu pela porta de vidro com mais um saquinho de plástico na mão.</w:t>
+        <w:rPr>
+          <w:rFonts w:ascii="EB Garamond" w:hAnsi="EB Garamond"/>
+          <w:spacing w:val="10"/>
+          <w:sz w:val="34"/>
+          <w:szCs w:val="34"/>
+        </w:rPr>
+        <w:t xml:space="preserve">O ÔNIBUS DAS ONZE</w:t>
       </w:r>
     </w:p>
     <w:p>
@@ -40,28 +97,38 @@
         <w:ind w:firstLine="0"/>
       </w:pPr>
       <w:r>
+        <w:rPr>
+          <w:smallCaps/>
+        </w:rPr>
+        <w:t xml:space="preserve">O Kousuke comprou flanela</w:t>
+      </w:r>
+      <w:r>
+        <w:t xml:space="preserve"> de limpar lente na ótica onze vezes antes de eu aceitar sair com ele.</w:t>
+      </w:r>
+    </w:p>
+    <w:p>
+      <w:r>
+        <w:t xml:space="preserve">Foi minha mãe que reparou primeiro, numa quarta-feira, quando ele saiu pela porta de vidro com mais um saquinho de plástico na mão.</w:t>
+      </w:r>
+    </w:p>
+    <w:p>
+      <w:r>
         <w:t xml:space="preserve">— Esse menino tem quantos óculos?</w:t>
       </w:r>
     </w:p>
     <w:p>
-      <w:pPr>
-        <w:ind w:firstLine="0"/>
-      </w:pPr>
       <w:r>
         <w:t xml:space="preserve">— Um, eu acho.</w:t>
       </w:r>
     </w:p>
     <w:p>
-      <w:pPr>
-        <w:ind w:firstLine="0"/>
-      </w:pPr>
       <w:r>
         <w:t xml:space="preserve">— E precisa de tanta flanela?</w:t>
       </w:r>
     </w:p>
     <w:p>
       <w:r>
-        <w:t xml:space="preserve">Eu conhecia o Kousuke de vista havia anos, do jeito que todo descendente conhecia todo descendente naquela cidade: de festa da associação, de missa de sétimo dia de parente de alguém, de ser apresentado três vezes à mesma pessoa por três tias diferentes. Ele era um pouco mais velho, usava óculos de armação preta que ele mesmo tinha comprado ali, com o meu pai, anos antes, e falava de um jeito que eu achava complicado demais para a idade dele. Uma vez, esperando o troco, me explicou por que o preço da lente tinha subido, com câmbio e importação e uma palavra que eu nunca tinha ouvido, e eu fiquei olhando para ele sem entender como alguém conseguia pensar tanto sobre uma lente.</w:t>
+        <w:t xml:space="preserve">Eu conhecia o Kousuke de vista havia anos, do jeito que todo descendente conhecia todo descendente naquela cidade: de festa da associação, de ser apresentado três vezes à mesma pessoa por três tias diferentes. Ele era um pouco mais velho, usava óculos de armação preta que tinha comprado ali, com o meu pai, e falava de um jeito complicado demais para a idade dele. Uma vez, esperando o troco, me explicou por que o preço da lente tinha subido, com câmbio e importação, e eu fiquei olhando para ele sem entender como alguém conseguia pensar tanto sobre uma lente.</w:t>
       </w:r>
     </w:p>
     <w:p>
@@ -70,25 +137,16 @@
       </w:r>
     </w:p>
     <w:p>
-      <w:pPr>
-        <w:ind w:firstLine="0"/>
-      </w:pPr>
       <w:r>
         <w:t xml:space="preserve">— Você vai continuar dizendo não até quando? — perguntou ele, na décima primeira.</w:t>
       </w:r>
     </w:p>
     <w:p>
-      <w:pPr>
-        <w:ind w:firstLine="0"/>
-      </w:pPr>
       <w:r>
         <w:t xml:space="preserve">— Até você parar de comprar flanela.</w:t>
       </w:r>
     </w:p>
     <w:p>
-      <w:pPr>
-        <w:ind w:firstLine="0"/>
-      </w:pPr>
       <w:r>
         <w:t xml:space="preserve">— Eu já tenho flanela para limpar óculos até os sessenta anos.</w:t>
       </w:r>
@@ -100,12 +158,13 @@
     </w:p>
     <w:p>
       <w:pPr>
-        <w:spacing w:before="240" w:after="240"/>
+        <w:keepNext/>
+        <w:spacing w:before="200" w:after="200"/>
         <w:ind w:firstLine="0"/>
         <w:jc w:val="center"/>
       </w:pPr>
       <w:r>
-        <w:t xml:space="preserve">*</w:t>
+        <w:t xml:space="preserve">*   *   *</w:t>
       </w:r>
     </w:p>
     <w:p>
@@ -118,49 +177,38 @@
     </w:p>
     <w:p>
       <w:r>
-        <w:t xml:space="preserve">Sabia o que fazer com quem precisava de mim. Com meu pai no sofá-cama, com a Carla no colchonete, com a minha mãe de avental. Sabia servir café, separar remédio, preencher ficha, sorrir para a foto. Com o Kousuke, que não precisava de nada e continuava voltando, eu não sabia. Cada vez que ele era gentil, eu esperava a conta chegar. Achava que em algum momento ia descobrir o que ele queria de verdade, e que não ia ser eu.</w:t>
+        <w:t xml:space="preserve">Sabia o que fazer com quem precisava de mim. Sabia servir café, separar remédio, preencher ficha, sorrir para a foto. Com o Kousuke, que não precisava de nada e continuava voltando, eu não sabia. Cada vez que ele era gentil, eu esperava a conta chegar. Achava que em algum momento ia descobrir o que ele queria de verdade, e que não ia ser eu.</w:t>
       </w:r>
     </w:p>
     <w:p>
-      <w:pPr>
-        <w:ind w:firstLine="0"/>
-      </w:pPr>
       <w:r>
         <w:t xml:space="preserve">Demorou muito para eu dizer que era namorada dele. Ele perguntava de tempos em tempos, do jeito dele, com rodeio:</w:t>
       </w:r>
     </w:p>
     <w:p>
-      <w:pPr>
-        <w:ind w:firstLine="0"/>
-      </w:pPr>
       <w:r>
         <w:t xml:space="preserve">— Tecnicamente, o que a gente é?</w:t>
       </w:r>
     </w:p>
     <w:p>
-      <w:pPr>
-        <w:ind w:firstLine="0"/>
-      </w:pPr>
       <w:r>
         <w:t xml:space="preserve">— Tecnicamente, a gente é duas pessoas comendo pastel.</w:t>
       </w:r>
     </w:p>
     <w:p>
-      <w:pPr>
-        <w:ind w:firstLine="0"/>
-      </w:pPr>
       <w:r>
         <w:t xml:space="preserve">Ele ria. Não insistia. Voltava na semana seguinte.</w:t>
       </w:r>
     </w:p>
     <w:p>
       <w:pPr>
-        <w:spacing w:before="240" w:after="240"/>
+        <w:keepNext/>
+        <w:spacing w:before="200" w:after="200"/>
         <w:ind w:firstLine="0"/>
         <w:jc w:val="center"/>
       </w:pPr>
       <w:r>
-        <w:t xml:space="preserve">*</w:t>
+        <w:t xml:space="preserve">*   *   *</w:t>
       </w:r>
     </w:p>
     <w:p>
@@ -173,18 +221,15 @@
     </w:p>
     <w:p>
       <w:r>
-        <w:t xml:space="preserve">A Débora foi estudar direito na capital. A Carla, depois da casa da madrinha, mudou de cidade com uma tia, e as mensagens dela no MSN foram ficando mais curtas até parar. As meninas da escola marcavam coisas no sábado à noite, e sábado à noite eu estava na cozinha americana da quitinete do meu pai, mexendo uma panela. Depois pararam de me chamar, com toda a razão. Ninguém gosta de convidar quem sempre diz que não pode.</w:t>
+        <w:t xml:space="preserve">A Débora foi estudar direito na capital. A Carla mudou de cidade com uma tia, e as mensagens dela no MSN foram ficando mais curtas até parar. As meninas da escola marcavam coisas no sábado à noite, e sábado à noite eu estava na quitinete do meu pai, mexendo uma panela. Depois pararam de me chamar. Ninguém gosta de convidar quem sempre diz que não pode.</w:t>
       </w:r>
     </w:p>
     <w:p>
       <w:r>
-        <w:t xml:space="preserve">Eu ia para a faculdade. Voltava da faculdade. Não almoçava com ninguém na cantina, porque almoçava na ótica, em pé, atrás do balcão. Não fiz amizade com ninguém na turma, porque passava as duas horas de ônibus de olho fechado, fingindo dormir, para ninguém puxar conversa. Se alguém perguntasse, eu teria dito que era falta de tempo.</w:t>
+        <w:t xml:space="preserve">Na faculdade, não fiz amizade com ninguém, porque passava as duas horas de ônibus de olho fechado, fingindo dormir, para ninguém puxar conversa. Se alguém perguntasse, eu teria dito que era falta de tempo.</w:t>
       </w:r>
     </w:p>
     <w:p>
-      <w:pPr>
-        <w:ind w:firstLine="0"/>
-      </w:pPr>
       <w:r>
         <w:t xml:space="preserve">O Kousuke ficou, e ficou do jeito mais estranho.</w:t>
       </w:r>
@@ -195,49 +240,31 @@
       </w:r>
     </w:p>
     <w:p>
-      <w:pPr>
-        <w:ind w:firstLine="0"/>
-      </w:pPr>
       <w:r>
         <w:t xml:space="preserve">— O que você está fazendo aqui?</w:t>
       </w:r>
     </w:p>
     <w:p>
-      <w:pPr>
-        <w:ind w:firstLine="0"/>
-      </w:pPr>
       <w:r>
         <w:t xml:space="preserve">— Esperando você.</w:t>
       </w:r>
     </w:p>
     <w:p>
-      <w:pPr>
-        <w:ind w:firstLine="0"/>
-      </w:pPr>
       <w:r>
         <w:t xml:space="preserve">— Eu não pedi.</w:t>
       </w:r>
     </w:p>
     <w:p>
-      <w:pPr>
-        <w:ind w:firstLine="0"/>
-      </w:pPr>
       <w:r>
         <w:t xml:space="preserve">— Eu sei.</w:t>
       </w:r>
     </w:p>
     <w:p>
-      <w:pPr>
-        <w:ind w:firstLine="0"/>
-      </w:pPr>
       <w:r>
         <w:t xml:space="preserve">— Eu vou para a casa do meu pai. São seis quadras. Eu vou sozinha.</w:t>
       </w:r>
     </w:p>
     <w:p>
-      <w:pPr>
-        <w:ind w:firstLine="0"/>
-      </w:pPr>
       <w:r>
         <w:t xml:space="preserve">— Tudo bem.</w:t>
       </w:r>
@@ -248,33 +275,21 @@
       </w:r>
     </w:p>
     <w:p>
-      <w:pPr>
-        <w:ind w:firstLine="0"/>
-      </w:pPr>
       <w:r>
         <w:t xml:space="preserve">— Isso é ridículo.</w:t>
       </w:r>
     </w:p>
     <w:p>
-      <w:pPr>
-        <w:ind w:firstLine="0"/>
-      </w:pPr>
       <w:r>
         <w:t xml:space="preserve">— Um pouco — ele concordou.</w:t>
       </w:r>
     </w:p>
     <w:p>
-      <w:pPr>
-        <w:ind w:firstLine="0"/>
-      </w:pPr>
       <w:r>
         <w:t xml:space="preserve">— Por que você não vai para casa?</w:t>
       </w:r>
     </w:p>
     <w:p>
-      <w:pPr>
-        <w:ind w:firstLine="0"/>
-      </w:pPr>
       <w:r>
         <w:t xml:space="preserve">— Porque é meia-noite e você está andando sozinha.</w:t>
       </w:r>
@@ -286,7 +301,7 @@
     </w:p>
     <w:p>
       <w:r>
-        <w:t xml:space="preserve">Fez isso por meses. Às vezes duas vezes por semana, às vezes cinco. Nunca perguntou o que eu fazia lá em cima. Nunca disse que eu não precisava ir. Às vezes eu desabafava no caminho, com raiva, sem olhar para ele, e ele ouvia sem dar conselho, o que me irritava mais ainda, porque eu estava acostumada com gente que dava conselho. Às vezes eu não falava nada, e ele também não, e as seis quadras passavam em silêncio, no escuro, com o barulho dos nossos tênis na calçada.</w:t>
+        <w:t xml:space="preserve">Fez isso por meses. Nunca perguntou o que eu fazia lá em cima. Nunca disse que eu não precisava ir. Às vezes eu desabafava no caminho, com raiva, sem olhar para ele, e ele ouvia sem dar conselho, o que me irritava mais ainda. Às vezes as seis quadras passavam em silêncio, no escuro, com o barulho dos nossos tênis na calçada.</w:t>
       </w:r>
     </w:p>
     <w:p>
@@ -296,7 +311,26 @@
     </w:p>
     <w:p>
       <w:pPr>
-        <w:pageBreakBefore/>
+        <w:spacing w:before="0" w:after="0" w:line="20" w:lineRule="exact"/>
+        <w:ind w:firstLine="0"/>
+        <w:sectPr>
+          <w:headerReference w:type="even" r:id="rId9"/>
+          <w:headerReference w:type="default" r:id="rIdHCap1"/>
+          <w:headerReference w:type="first" r:id="rIdHVazio"/>
+          <w:footerReference w:type="even" r:id="rId10"/>
+          <w:footerReference w:type="default" r:id="rId10"/>
+          <w:footerReference w:type="first" r:id="rId10"/>
+          <w:type w:val="nextPage"/>
+          <w:pgSz w:w="7920" w:h="12240"/>
+          <w:pgMar w:top="1000" w:right="870" w:bottom="1000" w:left="1150" w:header="560" w:footer="560" w:gutter="0"/>
+          <w:cols w:space="720"/>
+          <w:titlePg/>
+          <w:docGrid w:linePitch="360"/>
+        </w:sectPr>
+      </w:pPr>
+    </w:p>
+    <w:p>
+      <w:pPr>
         <w:spacing w:before="0" w:after="0"/>
         <w:ind w:firstLine="0"/>
       </w:pPr>
@@ -346,7 +380,7 @@
     </w:p>
     <w:p>
       <w:pPr>
-        <w:spacing w:before="900" w:after="0" w:line="1119" w:lineRule="exact"/>
+        <w:spacing w:before="900" w:after="0" w:line="1127" w:lineRule="exact"/>
         <w:ind w:firstLine="0"/>
         <w:jc w:val="right"/>
       </w:pPr>
@@ -355,8 +389,8 @@
           <w:rFonts w:ascii="Bebas Neue" w:hAnsi="Bebas Neue" w:cs="Bebas Neue"/>
           <w:caps/>
           <w:color w:val="A9A9A4"/>
-          <w:sz w:val="108"/>
-          <w:szCs w:val="108"/>
+          <w:sz w:val="110"/>
+          <w:szCs w:val="110"/>
         </w:rPr>
         <w:t xml:space="preserve">PORQUE É MEIA-NOITE E VOCÊ ESTÁ </w:t>
       </w:r>
@@ -365,8 +399,8 @@
           <w:rFonts w:ascii="Bebas Neue" w:hAnsi="Bebas Neue" w:cs="Bebas Neue"/>
           <w:caps/>
           <w:color w:val="FFFFFF"/>
-          <w:sz w:val="108"/>
-          <w:szCs w:val="108"/>
+          <w:sz w:val="110"/>
+          <w:szCs w:val="110"/>
         </w:rPr>
         <w:t xml:space="preserve">ANDANDO SOZINHA</w:t>
       </w:r>
@@ -375,8 +409,8 @@
           <w:rFonts w:ascii="Bebas Neue" w:hAnsi="Bebas Neue" w:cs="Bebas Neue"/>
           <w:caps/>
           <w:color w:val="A9A9A4"/>
-          <w:sz w:val="108"/>
-          <w:szCs w:val="108"/>
+          <w:sz w:val="110"/>
+          <w:szCs w:val="110"/>
         </w:rPr>
         <w:t xml:space="preserve">.</w:t>
       </w:r>
@@ -399,18 +433,33 @@
       </w:r>
     </w:p>
     <w:p>
-      <w:r>
-        <w:br w:type="page"/>
-      </w:r>
+      <w:pPr>
+        <w:spacing w:before="0" w:after="0" w:line="20" w:lineRule="exact"/>
+        <w:ind w:firstLine="0"/>
+        <w:sectPr>
+          <w:headerReference w:type="even" r:id="rIdHVazio"/>
+          <w:headerReference w:type="default" r:id="rIdHVazio"/>
+          <w:headerReference w:type="first" r:id="rIdHVazio"/>
+          <w:footerReference w:type="even" r:id="rIdFVazio"/>
+          <w:footerReference w:type="default" r:id="rIdFVazio"/>
+          <w:footerReference w:type="first" r:id="rIdFVazio"/>
+          <w:type w:val="nextPage"/>
+          <w:pgSz w:w="7920" w:h="12240"/>
+          <w:pgMar w:top="1000" w:right="870" w:bottom="1000" w:left="1150" w:header="560" w:footer="560" w:gutter="0"/>
+          <w:cols w:space="720"/>
+          <w:docGrid w:linePitch="360"/>
+        </w:sectPr>
+      </w:pPr>
     </w:p>
     <w:p>
       <w:pPr>
-        <w:spacing w:before="240" w:after="240"/>
+        <w:keepNext/>
+        <w:spacing w:before="200" w:after="200"/>
         <w:ind w:firstLine="0"/>
         <w:jc w:val="center"/>
       </w:pPr>
       <w:r>
-        <w:t xml:space="preserve">*</w:t>
+        <w:t xml:space="preserve">*   *   *</w:t>
       </w:r>
     </w:p>
     <w:p>
@@ -423,7 +472,7 @@
     </w:p>
     <w:p>
       <w:r>
-        <w:t xml:space="preserve">O ônibus parou na praça debaixo de um aguaceiro de verão, desses que alagam a sarjeta em cinco minutos, e eu desci correndo com a apostila dentro da blusa. O Kousuke estava lá, debaixo do toldo da farmácia fechada, com um guarda-chuva preto, grande, desses de homem.</w:t>
+        <w:t xml:space="preserve">O ônibus parou na praça debaixo de um aguaceiro de verão, e eu desci correndo com a apostila dentro da blusa. O Kousuke estava lá, debaixo do toldo da farmácia fechada, com um guarda-chuva preto, grande, desses de homem.</w:t>
       </w:r>
     </w:p>
     <w:p>
@@ -432,9 +481,6 @@
       </w:r>
     </w:p>
     <w:p>
-      <w:pPr>
-        <w:ind w:firstLine="0"/>
-      </w:pPr>
       <w:r>
         <w:t xml:space="preserve">— Vem — disse ele.</w:t>
       </w:r>
@@ -450,27 +496,57 @@
       </w:r>
     </w:p>
     <w:p>
+      <w:pPr>
+        <w:spacing w:before="0" w:after="0" w:line="20" w:lineRule="exact"/>
+        <w:ind w:firstLine="0"/>
+        <w:sectPr>
+          <w:headerReference w:type="even" r:id="rId9"/>
+          <w:headerReference w:type="default" r:id="rIdHCap1"/>
+          <w:headerReference w:type="first" r:id="rIdHVazio"/>
+          <w:footerReference w:type="even" r:id="rId10"/>
+          <w:footerReference w:type="default" r:id="rId10"/>
+          <w:footerReference w:type="first" r:id="rId10"/>
+          <w:type w:val="nextPage"/>
+          <w:pgSz w:w="7920" w:h="12240"/>
+          <w:pgMar w:top="1000" w:right="870" w:bottom="1000" w:left="1150" w:header="560" w:footer="560" w:gutter="0"/>
+          <w:cols w:space="720"/>
+          <w:docGrid w:linePitch="360"/>
+        </w:sectPr>
+      </w:pPr>
+    </w:p>
+    <w:p>
+      <w:pPr>
+        <w:keepNext/>
+        <w:spacing w:before="1500" w:after="160" w:line="240" w:lineRule="auto"/>
+        <w:ind w:firstLine="0"/>
+        <w:jc w:val="center"/>
+      </w:pPr>
       <w:r>
-        <w:br w:type="page"/>
+        <w:rPr>
+          <w:rFonts w:ascii="EB Garamond" w:hAnsi="EB Garamond"/>
+          <w:color w:val="555555"/>
+          <w:spacing w:val="40"/>
+          <w:sz w:val="19"/>
+          <w:szCs w:val="19"/>
+        </w:rPr>
+        <w:t xml:space="preserve">CAPÍTULO 12</w:t>
       </w:r>
     </w:p>
     <w:p>
       <w:pPr>
-        <w:pStyle w:val="MyChapterTitle"/>
-        <w:spacing w:before="1440" w:after="560"/>
+        <w:keepNext/>
+        <w:spacing w:before="0" w:after="900" w:line="240" w:lineRule="auto"/>
+        <w:ind w:firstLine="0"/>
+        <w:jc w:val="center"/>
       </w:pPr>
       <w:r>
-        <w:t xml:space="preserve">CAPÍTULO 12 — TESTES</w:t>
-      </w:r>
-    </w:p>
-    <w:p>
-      <w:r>
-        <w:t xml:space="preserve">Eu li o recado no Orkut dele numa terça-feira à noite, e às onze da noite da mesma terça eu já tinha terminado o namoro duas vezes.</w:t>
-      </w:r>
-    </w:p>
-    <w:p>
-      <w:r>
-        <w:t xml:space="preserve">O recado era de uma menina da faculdade dele. Dizia: "Saudades das aulas de estatística, rs, bjs". Tinha um emoticon de piscadinha. Eu li umas quinze vezes, na tela do computador da sala, com o modem fazendo barulho e o cursor piscando, e a cada leitura o recado ficava mais comprido, a piscadinha mais maliciosa, o "bjs" mais suspeito.</w:t>
+        <w:rPr>
+          <w:rFonts w:ascii="EB Garamond" w:hAnsi="EB Garamond"/>
+          <w:spacing w:val="10"/>
+          <w:sz w:val="34"/>
+          <w:szCs w:val="34"/>
+        </w:rPr>
+        <w:t xml:space="preserve">TESTES</w:t>
       </w:r>
     </w:p>
     <w:p>
@@ -478,45 +554,46 @@
         <w:ind w:firstLine="0"/>
       </w:pPr>
       <w:r>
+        <w:rPr>
+          <w:smallCaps/>
+        </w:rPr>
+        <w:t xml:space="preserve">Eu li o recado</w:t>
+      </w:r>
+      <w:r>
+        <w:t xml:space="preserve"> no Orkut dele numa terça-feira à noite, e às onze da noite da mesma terça eu já tinha terminado o namoro duas vezes.</w:t>
+      </w:r>
+    </w:p>
+    <w:p>
+      <w:r>
+        <w:t xml:space="preserve">O recado era de uma menina da faculdade dele: "Saudades das aulas de estatística, rs, bjs", com um emoticon de piscadinha. Eu li umas quinze vezes, e a cada leitura a piscadinha ficava mais maliciosa, o "bjs" mais suspeito.</w:t>
+      </w:r>
+    </w:p>
+    <w:p>
+      <w:r>
         <w:t xml:space="preserve">Liguei para ele.</w:t>
       </w:r>
     </w:p>
     <w:p>
-      <w:pPr>
-        <w:ind w:firstLine="0"/>
-      </w:pPr>
       <w:r>
         <w:t xml:space="preserve">— Quem é Tatiane?</w:t>
       </w:r>
     </w:p>
     <w:p>
-      <w:pPr>
-        <w:ind w:firstLine="0"/>
-      </w:pPr>
       <w:r>
         <w:t xml:space="preserve">— Tatiane da estatística?</w:t>
       </w:r>
     </w:p>
     <w:p>
-      <w:pPr>
-        <w:ind w:firstLine="0"/>
-      </w:pPr>
       <w:r>
         <w:t xml:space="preserve">— Então você sabe quem é.</w:t>
       </w:r>
     </w:p>
     <w:p>
-      <w:pPr>
-        <w:ind w:firstLine="0"/>
-      </w:pPr>
       <w:r>
         <w:t xml:space="preserve">— Sei. Ela fez o trabalho em grupo comigo. Por quê?</w:t>
       </w:r>
     </w:p>
     <w:p>
-      <w:pPr>
-        <w:ind w:firstLine="0"/>
-      </w:pPr>
       <w:r>
         <w:t xml:space="preserve">— Por que ela tem saudades das aulas de estatística?</w:t>
       </w:r>
@@ -527,17 +604,11 @@
       </w:r>
     </w:p>
     <w:p>
-      <w:pPr>
-        <w:ind w:firstLine="0"/>
-      </w:pPr>
       <w:r>
         <w:t xml:space="preserve">— Acho que porque as aulas eram boas.</w:t>
       </w:r>
     </w:p>
     <w:p>
-      <w:pPr>
-        <w:ind w:firstLine="0"/>
-      </w:pPr>
       <w:r>
         <w:t xml:space="preserve">— Ah, é? Eram boas?</w:t>
       </w:r>
@@ -548,17 +619,11 @@
       </w:r>
     </w:p>
     <w:p>
-      <w:pPr>
-        <w:ind w:firstLine="0"/>
-      </w:pPr>
       <w:r>
         <w:t xml:space="preserve">— Então vai lá ter aula de estatística com ela.</w:t>
       </w:r>
     </w:p>
     <w:p>
-      <w:pPr>
-        <w:ind w:firstLine="0"/>
-      </w:pPr>
       <w:r>
         <w:t xml:space="preserve">E desliguei.</w:t>
       </w:r>
@@ -569,21 +634,19 @@
       </w:r>
     </w:p>
     <w:p>
-      <w:pPr>
-        <w:ind w:firstLine="0"/>
-      </w:pPr>
       <w:r>
         <w:t xml:space="preserve">Às onze, ele estava no portão.</w:t>
       </w:r>
     </w:p>
     <w:p>
       <w:pPr>
-        <w:spacing w:before="240" w:after="240"/>
+        <w:keepNext/>
+        <w:spacing w:before="200" w:after="200"/>
         <w:ind w:firstLine="0"/>
         <w:jc w:val="center"/>
       </w:pPr>
       <w:r>
-        <w:t xml:space="preserve">*</w:t>
+        <w:t xml:space="preserve">*   *   *</w:t>
       </w:r>
     </w:p>
     <w:p>
@@ -591,20 +654,17 @@
         <w:ind w:firstLine="0"/>
       </w:pPr>
       <w:r>
-        <w:t xml:space="preserve">Eu tinha um temperamento que minha mãe chamava de "gênio". A menina que falava baixinho com a Érica tinha crescido e descoberto que, quando queria uma coisa, queria agora, e que quando tinha medo de uma coisa, o medo virava raiva antes de virar qualquer outra coisa. Pavio curto, dizia meu pai, rindo, porque ele tinha o mesmo.</w:t>
+        <w:t xml:space="preserve">A menina que falava baixinho com a Érica tinha crescido e descoberto que, quando queria uma coisa, queria agora, e que quando tinha medo, o medo virava raiva antes de virar qualquer outra coisa. Minha mãe chamava de "gênio". Pavio curto, dizia meu pai, rindo, porque ele tinha o mesmo.</w:t>
       </w:r>
     </w:p>
     <w:p>
-      <w:pPr>
-        <w:ind w:firstLine="0"/>
-      </w:pPr>
       <w:r>
         <w:t xml:space="preserve">Com o Kousuke, o pavio queimava sozinho.</w:t>
       </w:r>
     </w:p>
     <w:p>
       <w:r>
-        <w:t xml:space="preserve">Eu criava situações. Não é que eu planejasse; elas simplesmente apareciam, e eu estava lá para acender. Uma mensagem que ele demorou a responder. Um amigo dele que me olhou de um jeito. Um sábado em que ele disse que ia estudar e eu decidi que "estudar" era mentira. Eu provocava, testava, empurrava, e ficava olhando para ver até onde ele ia antes de ir embora.</w:t>
+        <w:t xml:space="preserve">Eu criava situações. Uma mensagem que ele demorou a responder. Um amigo dele que me olhou de um jeito. Um sábado em que ele disse que ia estudar e eu decidi que "estudar" era mentira. Eu provocava, testava, empurrava, e ficava olhando para ver até onde ele ia antes de ir embora.</w:t>
       </w:r>
     </w:p>
     <w:p>
@@ -614,12 +674,13 @@
     </w:p>
     <w:p>
       <w:pPr>
-        <w:spacing w:before="240" w:after="240"/>
+        <w:keepNext/>
+        <w:spacing w:before="200" w:after="200"/>
         <w:ind w:firstLine="0"/>
         <w:jc w:val="center"/>
       </w:pPr>
       <w:r>
-        <w:t xml:space="preserve">*</w:t>
+        <w:t xml:space="preserve">*   *   *</w:t>
       </w:r>
     </w:p>
     <w:p>
@@ -632,37 +693,25 @@
     </w:p>
     <w:p>
       <w:r>
-        <w:t xml:space="preserve">Era uma festa grande, de noventa anos, num salão da associação, com a família inteira vindo de outras cidades. O Kousuke tinha me convidado com semanas de antecedência. No dia, meu pai não atendeu o telefone de manhã, nem à tarde, e eu passei o dia inteiro na ótica olhando para o celular. Às seis, liguei para o Kousuke e disse que não ia.</w:t>
+        <w:t xml:space="preserve">Era uma festa de noventa anos, num salão da associação, com a família inteira vindo de outras cidades. No dia, meu pai não atendeu o telefone de manhã, nem à tarde, e eu passei o dia inteiro na ótica olhando para o celular. Às seis, liguei para o Kousuke e disse que não ia.</w:t>
       </w:r>
     </w:p>
     <w:p>
-      <w:pPr>
-        <w:ind w:firstLine="0"/>
-      </w:pPr>
       <w:r>
         <w:t xml:space="preserve">— Tudo bem — disse ele. — Eu passo lá depois da festa.</w:t>
       </w:r>
     </w:p>
     <w:p>
-      <w:pPr>
-        <w:ind w:firstLine="0"/>
-      </w:pPr>
       <w:r>
         <w:t xml:space="preserve">— Não. Eu quero que você venha comigo agora na casa do meu pai.</w:t>
       </w:r>
     </w:p>
     <w:p>
-      <w:pPr>
-        <w:ind w:firstLine="0"/>
-      </w:pPr>
       <w:r>
         <w:t xml:space="preserve">— Agora? A festa começa às sete. Minha avó…</w:t>
       </w:r>
     </w:p>
     <w:p>
-      <w:pPr>
-        <w:ind w:firstLine="0"/>
-      </w:pPr>
       <w:r>
         <w:t xml:space="preserve">— Então escolhe.</w:t>
       </w:r>
@@ -673,25 +722,16 @@
       </w:r>
     </w:p>
     <w:p>
-      <w:pPr>
-        <w:ind w:firstLine="0"/>
-      </w:pPr>
       <w:r>
         <w:t xml:space="preserve">— Eu não vou escolher isso — ele disse, por fim, sem levantar a voz. — Eu vou na festa da minha avó. Depois eu vou na casa do seu pai. Se você quiser, eu passo aí antes e te levo. Se não quiser, eu te encontro lá.</w:t>
       </w:r>
     </w:p>
     <w:p>
-      <w:pPr>
-        <w:ind w:firstLine="0"/>
-      </w:pPr>
       <w:r>
         <w:t xml:space="preserve">— Então vai. Vai com a sua família. Vai embora de uma vez.</w:t>
       </w:r>
     </w:p>
     <w:p>
-      <w:pPr>
-        <w:ind w:firstLine="0"/>
-      </w:pPr>
       <w:r>
         <w:t xml:space="preserve">Desliguei e fui sozinha para a quitinete.</w:t>
       </w:r>
@@ -702,18 +742,14 @@
       </w:r>
     </w:p>
     <w:p>
-      <w:r>
-        <w:t xml:space="preserve">Na segunda-feira, a mãe do Kousuke passou pela ótica para trocar a plaqueta dos óculos. Me cumprimentou com educação. Não falou da festa. Eu também não. Ajustei a plaqueta, entreguei, disse que não era nada. Ela agradeceu e, na porta, sem se virar, disse que a avó tinha perguntado por mim.</w:t>
-      </w:r>
-    </w:p>
-    <w:p>
       <w:pPr>
-        <w:spacing w:before="240" w:after="240"/>
+        <w:keepNext/>
+        <w:spacing w:before="200" w:after="200"/>
         <w:ind w:firstLine="0"/>
         <w:jc w:val="center"/>
       </w:pPr>
       <w:r>
-        <w:t xml:space="preserve">*</w:t>
+        <w:t xml:space="preserve">*   *   *</w:t>
       </w:r>
     </w:p>
     <w:p>
@@ -740,30 +776,77 @@
       </w:r>
     </w:p>
     <w:p>
-      <w:pPr>
-        <w:ind w:firstLine="0"/>
-      </w:pPr>
       <w:r>
         <w:t xml:space="preserve">— Você esqueceu isso — disse.</w:t>
       </w:r>
     </w:p>
     <w:p>
+      <w:pPr>
+        <w:spacing w:before="0" w:after="0" w:line="20" w:lineRule="exact"/>
+        <w:ind w:firstLine="0"/>
+        <w:sectPr>
+          <w:headerReference w:type="even" r:id="rId9"/>
+          <w:headerReference w:type="default" r:id="rIdHCap2"/>
+          <w:headerReference w:type="first" r:id="rIdHVazio"/>
+          <w:footerReference w:type="even" r:id="rId10"/>
+          <w:footerReference w:type="default" r:id="rId10"/>
+          <w:footerReference w:type="first" r:id="rId10"/>
+          <w:type w:val="nextPage"/>
+          <w:pgSz w:w="7920" w:h="12240"/>
+          <w:pgMar w:top="1000" w:right="870" w:bottom="1000" w:left="1150" w:header="560" w:footer="560" w:gutter="0"/>
+          <w:cols w:space="720"/>
+          <w:titlePg/>
+          <w:docGrid w:linePitch="360"/>
+        </w:sectPr>
+      </w:pPr>
+    </w:p>
+    <w:p>
+      <w:pPr>
+        <w:keepNext/>
+        <w:spacing w:before="1500" w:after="160" w:line="240" w:lineRule="auto"/>
+        <w:ind w:firstLine="0"/>
+        <w:jc w:val="center"/>
+      </w:pPr>
       <w:r>
-        <w:br w:type="page"/>
+        <w:rPr>
+          <w:rFonts w:ascii="EB Garamond" w:hAnsi="EB Garamond"/>
+          <w:color w:val="555555"/>
+          <w:spacing w:val="40"/>
+          <w:sz w:val="19"/>
+          <w:szCs w:val="19"/>
+        </w:rPr>
+        <w:t xml:space="preserve">CAPÍTULO 13</w:t>
       </w:r>
     </w:p>
     <w:p>
       <w:pPr>
-        <w:pStyle w:val="MyChapterTitle"/>
-        <w:spacing w:before="1440" w:after="560"/>
+        <w:keepNext/>
+        <w:spacing w:before="0" w:after="900" w:line="240" w:lineRule="auto"/>
+        <w:ind w:firstLine="0"/>
+        <w:jc w:val="center"/>
       </w:pPr>
       <w:r>
-        <w:t xml:space="preserve">CAPÍTULO 13 — O ALMOÇO DE DESPEDIDA</w:t>
+        <w:rPr>
+          <w:rFonts w:ascii="EB Garamond" w:hAnsi="EB Garamond"/>
+          <w:spacing w:val="10"/>
+          <w:sz w:val="34"/>
+          <w:szCs w:val="34"/>
+        </w:rPr>
+        <w:t xml:space="preserve">O ALMOÇO DE DESPEDIDA</w:t>
       </w:r>
     </w:p>
     <w:p>
+      <w:pPr>
+        <w:ind w:firstLine="0"/>
+      </w:pPr>
       <w:r>
-        <w:t xml:space="preserve">O almoço era para ser de despedida, e ninguém me explicou por que a mesa tinha tantas cadeiras.</w:t>
+        <w:rPr>
+          <w:smallCaps/>
+        </w:rPr>
+        <w:t xml:space="preserve">O almoço era para</w:t>
+      </w:r>
+      <w:r>
+        <w:t xml:space="preserve"> ser de despedida, e ninguém me explicou por que a mesa tinha tantas cadeiras.</w:t>
       </w:r>
     </w:p>
     <w:p>
@@ -802,45 +885,34 @@
       </w:r>
     </w:p>
     <w:p>
-      <w:pPr>
-        <w:ind w:firstLine="0"/>
-      </w:pPr>
       <w:r>
         <w:t xml:space="preserve">— Que almoço grande para uma despedida — eu disse ao Kousuke, na cozinha, enquanto ele tirava o yakisoba da panela.</w:t>
       </w:r>
     </w:p>
     <w:p>
-      <w:pPr>
-        <w:ind w:firstLine="0"/>
-      </w:pPr>
       <w:r>
         <w:t xml:space="preserve">— A minha família come muito.</w:t>
       </w:r>
     </w:p>
     <w:p>
-      <w:pPr>
-        <w:ind w:firstLine="0"/>
-      </w:pPr>
       <w:r>
         <w:t xml:space="preserve">— Você está nervoso.</w:t>
       </w:r>
     </w:p>
     <w:p>
-      <w:pPr>
-        <w:ind w:firstLine="0"/>
-      </w:pPr>
       <w:r>
         <w:t xml:space="preserve">— Eu estou fazendo yakisoba para vinte pessoas. Qualquer um ficaria nervoso.</w:t>
       </w:r>
     </w:p>
     <w:p>
       <w:pPr>
-        <w:spacing w:before="240" w:after="240"/>
+        <w:keepNext/>
+        <w:spacing w:before="200" w:after="200"/>
         <w:ind w:firstLine="0"/>
         <w:jc w:val="center"/>
       </w:pPr>
       <w:r>
-        <w:t xml:space="preserve">*</w:t>
+        <w:t xml:space="preserve">*   *   *</w:t>
       </w:r>
     </w:p>
     <w:p>
@@ -852,9 +924,6 @@
       </w:r>
     </w:p>
     <w:p>
-      <w:pPr>
-        <w:ind w:firstLine="0"/>
-      </w:pPr>
       <w:r>
         <w:t xml:space="preserve">Na hora da sobremesa, o Kousuke levantou.</w:t>
       </w:r>
@@ -870,33 +939,21 @@
       </w:r>
     </w:p>
     <w:p>
-      <w:pPr>
-        <w:ind w:firstLine="0"/>
-      </w:pPr>
       <w:r>
         <w:t xml:space="preserve">— Eu tinha escrito umas coisas — disse ele. — Sobre futuro, sobre planejamento, sobre juros compostos.</w:t>
       </w:r>
     </w:p>
     <w:p>
-      <w:pPr>
-        <w:ind w:firstLine="0"/>
-      </w:pPr>
       <w:r>
         <w:t xml:space="preserve">A família dele riu. A minha também, um pouco atrasada.</w:t>
       </w:r>
     </w:p>
     <w:p>
-      <w:pPr>
-        <w:ind w:firstLine="0"/>
-      </w:pPr>
       <w:r>
         <w:t xml:space="preserve">— Mas acho que a Lu não ia entender nada — continuou ele. — Ela ia dizer que é complicado demais.</w:t>
       </w:r>
     </w:p>
     <w:p>
-      <w:pPr>
-        <w:ind w:firstLine="0"/>
-      </w:pPr>
       <w:r>
         <w:t xml:space="preserve">— É complicado demais — eu disse, do meu lugar, antes de conseguir me segurar. A mesa riu de novo.</w:t>
       </w:r>
@@ -907,21 +964,19 @@
       </w:r>
     </w:p>
     <w:p>
-      <w:pPr>
-        <w:ind w:firstLine="0"/>
-      </w:pPr>
       <w:r>
         <w:t xml:space="preserve">E aí eu entendi as vinte cadeiras.</w:t>
       </w:r>
     </w:p>
     <w:p>
       <w:pPr>
-        <w:spacing w:before="240" w:after="240"/>
+        <w:keepNext/>
+        <w:spacing w:before="200" w:after="200"/>
         <w:ind w:firstLine="0"/>
         <w:jc w:val="center"/>
       </w:pPr>
       <w:r>
-        <w:t xml:space="preserve">*</w:t>
+        <w:t xml:space="preserve">*   *   *</w:t>
       </w:r>
     </w:p>
     <w:p>
@@ -938,9 +993,6 @@
       </w:r>
     </w:p>
     <w:p>
-      <w:pPr>
-        <w:ind w:firstLine="0"/>
-      </w:pPr>
       <w:r>
         <w:t xml:space="preserve">Como assim, eu?</w:t>
       </w:r>
@@ -956,17 +1008,11 @@
       </w:r>
     </w:p>
     <w:p>
-      <w:pPr>
-        <w:ind w:firstLine="0"/>
-      </w:pPr>
       <w:r>
         <w:t xml:space="preserve">— Sim — eu disse.</w:t>
       </w:r>
     </w:p>
     <w:p>
-      <w:pPr>
-        <w:ind w:firstLine="0"/>
-      </w:pPr>
       <w:r>
         <w:t xml:space="preserve">Saiu baixinho. Tive de repetir, porque a avó não ouviu.</w:t>
       </w:r>
@@ -982,25 +1028,63 @@
       </w:r>
     </w:p>
     <w:p>
-      <w:pPr>
-        <w:ind w:firstLine="0"/>
-      </w:pPr>
       <w:r>
         <w:t xml:space="preserve">Eu fechei a mão, com força, para o anel não cair.</w:t>
       </w:r>
     </w:p>
     <w:p>
+      <w:pPr>
+        <w:spacing w:before="0" w:after="0" w:line="20" w:lineRule="exact"/>
+        <w:ind w:firstLine="0"/>
+        <w:sectPr>
+          <w:headerReference w:type="even" r:id="rId9"/>
+          <w:headerReference w:type="default" r:id="rIdHCap3"/>
+          <w:headerReference w:type="first" r:id="rIdHVazio"/>
+          <w:footerReference w:type="even" r:id="rId10"/>
+          <w:footerReference w:type="default" r:id="rId10"/>
+          <w:footerReference w:type="first" r:id="rId10"/>
+          <w:type w:val="nextPage"/>
+          <w:pgSz w:w="7920" w:h="12240"/>
+          <w:pgMar w:top="1000" w:right="870" w:bottom="1000" w:left="1150" w:header="560" w:footer="560" w:gutter="0"/>
+          <w:cols w:space="720"/>
+          <w:titlePg/>
+          <w:docGrid w:linePitch="360"/>
+        </w:sectPr>
+      </w:pPr>
+    </w:p>
+    <w:p>
+      <w:pPr>
+        <w:keepNext/>
+        <w:spacing w:before="1500" w:after="160" w:line="240" w:lineRule="auto"/>
+        <w:ind w:firstLine="0"/>
+        <w:jc w:val="center"/>
+      </w:pPr>
       <w:r>
-        <w:br w:type="page"/>
+        <w:rPr>
+          <w:rFonts w:ascii="EB Garamond" w:hAnsi="EB Garamond"/>
+          <w:color w:val="555555"/>
+          <w:spacing w:val="40"/>
+          <w:sz w:val="19"/>
+          <w:szCs w:val="19"/>
+        </w:rPr>
+        <w:t xml:space="preserve">CAPÍTULO 14</w:t>
       </w:r>
     </w:p>
     <w:p>
       <w:pPr>
-        <w:pStyle w:val="MyChapterTitle"/>
-        <w:spacing w:before="1440" w:after="560"/>
+        <w:keepNext/>
+        <w:spacing w:before="0" w:after="900" w:line="240" w:lineRule="auto"/>
+        <w:ind w:firstLine="0"/>
+        <w:jc w:val="center"/>
       </w:pPr>
       <w:r>
-        <w:t xml:space="preserve">CAPÍTULO 14 — CATORZE HORAS</w:t>
+        <w:rPr>
+          <w:rFonts w:ascii="EB Garamond" w:hAnsi="EB Garamond"/>
+          <w:spacing w:val="10"/>
+          <w:sz w:val="34"/>
+          <w:szCs w:val="34"/>
+        </w:rPr>
+        <w:t xml:space="preserve">CATORZE HORAS</w:t>
       </w:r>
     </w:p>
     <w:p>
@@ -1008,7 +1092,13 @@
         <w:ind w:firstLine="0"/>
       </w:pPr>
       <w:r>
-        <w:t xml:space="preserve">No restaurante, eu apontava para o plástico.</w:t>
+        <w:rPr>
+          <w:smallCaps/>
+        </w:rPr>
+        <w:t xml:space="preserve">No restaurante, eu apontava</w:t>
+      </w:r>
+      <w:r>
+        <w:t xml:space="preserve"> para o plástico.</w:t>
       </w:r>
     </w:p>
     <w:p>
@@ -1022,9 +1112,6 @@
       </w:r>
     </w:p>
     <w:p>
-      <w:pPr>
-        <w:ind w:firstLine="0"/>
-      </w:pPr>
       <w:r>
         <w:t xml:space="preserve">— Kore — eu disse. Este.</w:t>
       </w:r>
@@ -1036,12 +1123,13 @@
     </w:p>
     <w:p>
       <w:pPr>
-        <w:spacing w:before="240" w:after="240"/>
+        <w:keepNext/>
+        <w:spacing w:before="200" w:after="200"/>
         <w:ind w:firstLine="0"/>
         <w:jc w:val="center"/>
       </w:pPr>
       <w:r>
-        <w:t xml:space="preserve">*</w:t>
+        <w:t xml:space="preserve">*   *   *</w:t>
       </w:r>
     </w:p>
     <w:p>
@@ -1063,9 +1151,6 @@
       </w:r>
     </w:p>
     <w:p>
-      <w:pPr>
-        <w:ind w:firstLine="0"/>
-      </w:pPr>
       <w:r>
         <w:t xml:space="preserve">No começo, eu chegava em casa e chorava.</w:t>
       </w:r>
@@ -1087,12 +1172,13 @@
     </w:p>
     <w:p>
       <w:pPr>
-        <w:spacing w:before="240" w:after="240"/>
+        <w:keepNext/>
+        <w:spacing w:before="200" w:after="200"/>
         <w:ind w:firstLine="0"/>
         <w:jc w:val="center"/>
       </w:pPr>
       <w:r>
-        <w:t xml:space="preserve">*</w:t>
+        <w:t xml:space="preserve">*   *   *</w:t>
       </w:r>
     </w:p>
     <w:p>
@@ -1109,9 +1195,6 @@
       </w:r>
     </w:p>
     <w:p>
-      <w:pPr>
-        <w:ind w:firstLine="0"/>
-      </w:pPr>
       <w:r>
         <w:t xml:space="preserve">Aí ela pediu o carimbo.</w:t>
       </w:r>
@@ -1127,9 +1210,6 @@
       </w:r>
     </w:p>
     <w:p>
-      <w:pPr>
-        <w:ind w:firstLine="0"/>
-      </w:pPr>
       <w:r>
         <w:t xml:space="preserve">— Ele disse que pode assinar. Com o nome.</w:t>
       </w:r>
@@ -1146,12 +1226,13 @@
     </w:p>
     <w:p>
       <w:pPr>
-        <w:spacing w:before="240" w:after="240"/>
+        <w:keepNext/>
+        <w:spacing w:before="200" w:after="200"/>
         <w:ind w:firstLine="0"/>
         <w:jc w:val="center"/>
       </w:pPr>
       <w:r>
-        <w:t xml:space="preserve">*</w:t>
+        <w:t xml:space="preserve">*   *   *</w:t>
       </w:r>
     </w:p>
     <w:p>
@@ -1193,9 +1274,6 @@
       </w:r>
     </w:p>
     <w:p>
-      <w:pPr>
-        <w:ind w:firstLine="0"/>
-      </w:pPr>
       <w:r>
         <w:t xml:space="preserve">Depois o puxão, o paraquedas abrindo, o silêncio.</w:t>
       </w:r>
@@ -1207,7 +1285,26 @@
     </w:p>
     <w:p>
       <w:pPr>
-        <w:pageBreakBefore/>
+        <w:spacing w:before="0" w:after="0" w:line="20" w:lineRule="exact"/>
+        <w:ind w:firstLine="0"/>
+        <w:sectPr>
+          <w:headerReference w:type="even" r:id="rId9"/>
+          <w:headerReference w:type="default" r:id="rIdHCap4"/>
+          <w:headerReference w:type="first" r:id="rIdHVazio"/>
+          <w:footerReference w:type="even" r:id="rId10"/>
+          <w:footerReference w:type="default" r:id="rId10"/>
+          <w:footerReference w:type="first" r:id="rId10"/>
+          <w:type w:val="nextPage"/>
+          <w:pgSz w:w="7920" w:h="12240"/>
+          <w:pgMar w:top="1000" w:right="870" w:bottom="1000" w:left="1150" w:header="560" w:footer="560" w:gutter="0"/>
+          <w:cols w:space="720"/>
+          <w:titlePg/>
+          <w:docGrid w:linePitch="360"/>
+        </w:sectPr>
+      </w:pPr>
+    </w:p>
+    <w:p>
+      <w:pPr>
         <w:spacing w:before="0" w:after="0"/>
         <w:ind w:firstLine="0"/>
       </w:pPr>
@@ -1257,7 +1354,7 @@
     </w:p>
     <w:p>
       <w:pPr>
-        <w:spacing w:before="900" w:after="0" w:line="934" w:lineRule="exact"/>
+        <w:spacing w:before="900" w:after="0" w:line="940" w:lineRule="exact"/>
         <w:ind w:firstLine="0"/>
         <w:jc w:val="left"/>
       </w:pPr>
@@ -1266,8 +1363,8 @@
           <w:rFonts w:ascii="Bebas Neue" w:hAnsi="Bebas Neue" w:cs="Bebas Neue"/>
           <w:caps/>
           <w:color w:val="FFFFFF"/>
-          <w:sz w:val="90"/>
-          <w:szCs w:val="90"/>
+          <w:sz w:val="92"/>
+          <w:szCs w:val="92"/>
         </w:rPr>
         <w:t xml:space="preserve">NINGUÉM TINHA ME PEDIDO PARA PULAR.</w:t>
       </w:r>
@@ -1276,29 +1373,78 @@
           <w:rFonts w:ascii="Bebas Neue" w:hAnsi="Bebas Neue" w:cs="Bebas Neue"/>
           <w:caps/>
           <w:color w:val="A9A9A4"/>
-          <w:sz w:val="90"/>
-          <w:szCs w:val="90"/>
+          <w:sz w:val="92"/>
+          <w:szCs w:val="92"/>
         </w:rPr>
         <w:t xml:space="preserve"> NINGUÉM PRECISAVA QUE EU PULASSE.</w:t>
       </w:r>
     </w:p>
     <w:p>
+      <w:pPr>
+        <w:spacing w:before="0" w:after="0" w:line="20" w:lineRule="exact"/>
+        <w:ind w:firstLine="0"/>
+        <w:sectPr>
+          <w:headerReference w:type="even" r:id="rIdHVazio"/>
+          <w:headerReference w:type="default" r:id="rIdHVazio"/>
+          <w:headerReference w:type="first" r:id="rIdHVazio"/>
+          <w:footerReference w:type="even" r:id="rIdFVazio"/>
+          <w:footerReference w:type="default" r:id="rIdFVazio"/>
+          <w:footerReference w:type="first" r:id="rIdFVazio"/>
+          <w:type w:val="nextPage"/>
+          <w:pgSz w:w="7920" w:h="12240"/>
+          <w:pgMar w:top="1000" w:right="870" w:bottom="1000" w:left="1150" w:header="560" w:footer="560" w:gutter="0"/>
+          <w:cols w:space="720"/>
+          <w:docGrid w:linePitch="360"/>
+        </w:sectPr>
+      </w:pPr>
+    </w:p>
+    <w:p>
+      <w:pPr>
+        <w:keepNext/>
+        <w:spacing w:before="1500" w:after="160" w:line="240" w:lineRule="auto"/>
+        <w:ind w:firstLine="0"/>
+        <w:jc w:val="center"/>
+      </w:pPr>
       <w:r>
-        <w:br w:type="page"/>
+        <w:rPr>
+          <w:rFonts w:ascii="EB Garamond" w:hAnsi="EB Garamond"/>
+          <w:color w:val="555555"/>
+          <w:spacing w:val="40"/>
+          <w:sz w:val="19"/>
+          <w:szCs w:val="19"/>
+        </w:rPr>
+        <w:t xml:space="preserve">CAPÍTULO 15</w:t>
       </w:r>
     </w:p>
     <w:p>
       <w:pPr>
-        <w:pStyle w:val="MyChapterTitle"/>
-        <w:spacing w:before="1440" w:after="560"/>
+        <w:keepNext/>
+        <w:spacing w:before="0" w:after="900" w:line="240" w:lineRule="auto"/>
+        <w:ind w:firstLine="0"/>
+        <w:jc w:val="center"/>
       </w:pPr>
       <w:r>
-        <w:t xml:space="preserve">CAPÍTULO 15 — NEVE</w:t>
+        <w:rPr>
+          <w:rFonts w:ascii="EB Garamond" w:hAnsi="EB Garamond"/>
+          <w:spacing w:val="10"/>
+          <w:sz w:val="34"/>
+          <w:szCs w:val="34"/>
+        </w:rPr>
+        <w:t xml:space="preserve">NEVE</w:t>
       </w:r>
     </w:p>
     <w:p>
+      <w:pPr>
+        <w:ind w:firstLine="0"/>
+      </w:pPr>
       <w:r>
-        <w:t xml:space="preserve">O intercâmbio não aconteceu, e a gente decidiu ir para Paris mesmo assim.</w:t>
+        <w:rPr>
+          <w:smallCaps/>
+        </w:rPr>
+        <w:t xml:space="preserve">O intercâmbio não aconteceu,</w:t>
+      </w:r>
+      <w:r>
+        <w:t xml:space="preserve"> e a gente decidiu ir para Paris mesmo assim.</w:t>
       </w:r>
     </w:p>
     <w:p>
@@ -1307,25 +1453,16 @@
       </w:r>
     </w:p>
     <w:p>
-      <w:pPr>
-        <w:ind w:firstLine="0"/>
-      </w:pPr>
       <w:r>
         <w:t xml:space="preserve">— Não vai dar — disse ele, finalmente, e fechou o notebook.</w:t>
       </w:r>
     </w:p>
     <w:p>
-      <w:pPr>
-        <w:ind w:firstLine="0"/>
-      </w:pPr>
       <w:r>
         <w:t xml:space="preserve">— Então a gente volta.</w:t>
       </w:r>
     </w:p>
     <w:p>
-      <w:pPr>
-        <w:ind w:firstLine="0"/>
-      </w:pPr>
       <w:r>
         <w:t xml:space="preserve">— Então a gente volta.</w:t>
       </w:r>
@@ -1336,29 +1473,24 @@
       </w:r>
     </w:p>
     <w:p>
-      <w:pPr>
-        <w:ind w:firstLine="0"/>
-      </w:pPr>
       <w:r>
         <w:t xml:space="preserve">— Mas antes — disse o Kousuke, e abriu o notebook de novo.</w:t>
       </w:r>
     </w:p>
     <w:p>
-      <w:pPr>
-        <w:ind w:firstLine="0"/>
-      </w:pPr>
       <w:r>
         <w:t xml:space="preserve">Ele tinha feito outra aba.</w:t>
       </w:r>
     </w:p>
     <w:p>
       <w:pPr>
-        <w:spacing w:before="240" w:after="240"/>
+        <w:keepNext/>
+        <w:spacing w:before="200" w:after="200"/>
         <w:ind w:firstLine="0"/>
         <w:jc w:val="center"/>
       </w:pPr>
       <w:r>
-        <w:t xml:space="preserve">*</w:t>
+        <w:t xml:space="preserve">*   *   *</w:t>
       </w:r>
     </w:p>
     <w:p>
@@ -1375,9 +1507,6 @@
       </w:r>
     </w:p>
     <w:p>
-      <w:pPr>
-        <w:ind w:firstLine="0"/>
-      </w:pPr>
       <w:r>
         <w:t xml:space="preserve">Depois Paris, de trem, por baixo do mar.</w:t>
       </w:r>
@@ -1388,9 +1517,6 @@
       </w:r>
     </w:p>
     <w:p>
-      <w:pPr>
-        <w:ind w:firstLine="0"/>
-      </w:pPr>
       <w:r>
         <w:t xml:space="preserve">Não perguntava. Ele teria tentado responder.</w:t>
       </w:r>
@@ -1401,32 +1527,42 @@
       </w:r>
     </w:p>
     <w:p>
-      <w:pPr>
-        <w:ind w:firstLine="0"/>
-      </w:pPr>
       <w:r>
         <w:t xml:space="preserve">— Você está chorando? — perguntou o Kousuke.</w:t>
       </w:r>
     </w:p>
     <w:p>
-      <w:pPr>
-        <w:ind w:firstLine="0"/>
-      </w:pPr>
       <w:r>
         <w:t xml:space="preserve">— É o frio.</w:t>
       </w:r>
     </w:p>
     <w:p>
-      <w:pPr>
-        <w:ind w:firstLine="0"/>
-      </w:pPr>
       <w:r>
         <w:t xml:space="preserve">Era o frio também.</w:t>
       </w:r>
     </w:p>
     <w:p>
       <w:pPr>
-        <w:pageBreakBefore/>
+        <w:spacing w:before="0" w:after="0" w:line="20" w:lineRule="exact"/>
+        <w:ind w:firstLine="0"/>
+        <w:sectPr>
+          <w:headerReference w:type="even" r:id="rId9"/>
+          <w:headerReference w:type="default" r:id="rIdHCap5"/>
+          <w:headerReference w:type="first" r:id="rIdHVazio"/>
+          <w:footerReference w:type="even" r:id="rId10"/>
+          <w:footerReference w:type="default" r:id="rId10"/>
+          <w:footerReference w:type="first" r:id="rId10"/>
+          <w:type w:val="nextPage"/>
+          <w:pgSz w:w="7920" w:h="12240"/>
+          <w:pgMar w:top="1000" w:right="870" w:bottom="1000" w:left="1150" w:header="560" w:footer="560" w:gutter="0"/>
+          <w:cols w:space="720"/>
+          <w:titlePg/>
+          <w:docGrid w:linePitch="360"/>
+        </w:sectPr>
+      </w:pPr>
+    </w:p>
+    <w:p>
+      <w:pPr>
         <w:spacing w:before="0" w:after="0"/>
         <w:ind w:firstLine="0"/>
       </w:pPr>
@@ -1476,7 +1612,7 @@
     </w:p>
     <w:p>
       <w:pPr>
-        <w:spacing w:before="900" w:after="0" w:line="993" w:lineRule="exact"/>
+        <w:spacing w:before="900" w:after="0" w:line="1000" w:lineRule="exact"/>
         <w:ind w:firstLine="0"/>
         <w:jc w:val="right"/>
       </w:pPr>
@@ -1485,8 +1621,8 @@
           <w:rFonts w:ascii="Bebas Neue" w:hAnsi="Bebas Neue" w:cs="Bebas Neue"/>
           <w:caps/>
           <w:color w:val="A9A9A4"/>
-          <w:sz w:val="96"/>
-          <w:szCs w:val="96"/>
+          <w:sz w:val="98"/>
+          <w:szCs w:val="98"/>
         </w:rPr>
         <w:t xml:space="preserve">NUNCA TINHA ESTADO NUM LUGAR EM QUE </w:t>
       </w:r>
@@ -1495,8 +1631,8 @@
           <w:rFonts w:ascii="Bebas Neue" w:hAnsi="Bebas Neue" w:cs="Bebas Neue"/>
           <w:caps/>
           <w:color w:val="FFFFFF"/>
-          <w:sz w:val="96"/>
-          <w:szCs w:val="96"/>
+          <w:sz w:val="98"/>
+          <w:szCs w:val="98"/>
         </w:rPr>
         <w:t xml:space="preserve">NINGUÉM PRECISAVA DE MIM</w:t>
       </w:r>
@@ -1505,25 +1641,40 @@
           <w:rFonts w:ascii="Bebas Neue" w:hAnsi="Bebas Neue" w:cs="Bebas Neue"/>
           <w:caps/>
           <w:color w:val="A9A9A4"/>
-          <w:sz w:val="96"/>
-          <w:szCs w:val="96"/>
+          <w:sz w:val="98"/>
+          <w:szCs w:val="98"/>
         </w:rPr>
         <w:t xml:space="preserve">.</w:t>
       </w:r>
     </w:p>
     <w:p>
-      <w:r>
-        <w:br w:type="page"/>
-      </w:r>
+      <w:pPr>
+        <w:spacing w:before="0" w:after="0" w:line="20" w:lineRule="exact"/>
+        <w:ind w:firstLine="0"/>
+        <w:sectPr>
+          <w:headerReference w:type="even" r:id="rIdHVazio"/>
+          <w:headerReference w:type="default" r:id="rIdHVazio"/>
+          <w:headerReference w:type="first" r:id="rIdHVazio"/>
+          <w:footerReference w:type="even" r:id="rIdFVazio"/>
+          <w:footerReference w:type="default" r:id="rIdFVazio"/>
+          <w:footerReference w:type="first" r:id="rIdFVazio"/>
+          <w:type w:val="nextPage"/>
+          <w:pgSz w:w="7920" w:h="12240"/>
+          <w:pgMar w:top="1000" w:right="870" w:bottom="1000" w:left="1150" w:header="560" w:footer="560" w:gutter="0"/>
+          <w:cols w:space="720"/>
+          <w:docGrid w:linePitch="360"/>
+        </w:sectPr>
+      </w:pPr>
     </w:p>
     <w:p>
       <w:pPr>
-        <w:spacing w:before="240" w:after="240"/>
+        <w:keepNext/>
+        <w:spacing w:before="200" w:after="200"/>
         <w:ind w:firstLine="0"/>
         <w:jc w:val="center"/>
       </w:pPr>
       <w:r>
-        <w:t xml:space="preserve">*</w:t>
+        <w:t xml:space="preserve">*   *   *</w:t>
       </w:r>
     </w:p>
     <w:p>
@@ -1545,33 +1696,21 @@
       </w:r>
     </w:p>
     <w:p>
-      <w:pPr>
-        <w:ind w:firstLine="0"/>
-      </w:pPr>
       <w:r>
         <w:t xml:space="preserve">— Quanto custa mais uma noite? — perguntei.</w:t>
       </w:r>
     </w:p>
     <w:p>
-      <w:pPr>
-        <w:ind w:firstLine="0"/>
-      </w:pPr>
       <w:r>
         <w:t xml:space="preserve">— Estou vendo.</w:t>
       </w:r>
     </w:p>
     <w:p>
-      <w:pPr>
-        <w:ind w:firstLine="0"/>
-      </w:pPr>
       <w:r>
         <w:t xml:space="preserve">— E duas?</w:t>
       </w:r>
     </w:p>
     <w:p>
-      <w:pPr>
-        <w:ind w:firstLine="0"/>
-      </w:pPr>
       <w:r>
         <w:t xml:space="preserve">— Estou vendo, Lu.</w:t>
       </w:r>
@@ -1582,9 +1721,6 @@
       </w:r>
     </w:p>
     <w:p>
-      <w:pPr>
-        <w:ind w:firstLine="0"/>
-      </w:pPr>
       <w:r>
         <w:t xml:space="preserve">— Mais alta — eu disse.</w:t>
       </w:r>
@@ -1600,21 +1736,19 @@
       </w:r>
     </w:p>
     <w:p>
-      <w:pPr>
-        <w:ind w:firstLine="0"/>
-      </w:pPr>
       <w:r>
         <w:t xml:space="preserve">Eu não reconheço aquela moça. Mas gosto dela.</w:t>
       </w:r>
     </w:p>
     <w:p>
       <w:pPr>
-        <w:spacing w:before="240" w:after="240"/>
+        <w:keepNext/>
+        <w:spacing w:before="200" w:after="200"/>
         <w:ind w:firstLine="0"/>
         <w:jc w:val="center"/>
       </w:pPr>
       <w:r>
-        <w:t xml:space="preserve">*</w:t>
+        <w:t xml:space="preserve">*   *   *</w:t>
       </w:r>
     </w:p>
     <w:p>
@@ -1641,10 +1775,15 @@
       </w:r>
     </w:p>
     <w:sectPr>
-      <w:headerReference w:type="default" r:id="rId9"/>
+      <w:headerReference w:type="even" r:id="rId9"/>
+      <w:headerReference w:type="default" r:id="rIdHCap5"/>
+      <w:headerReference w:type="first" r:id="rIdHVazio"/>
+      <w:footerReference w:type="even" r:id="rId10"/>
       <w:footerReference w:type="default" r:id="rId10"/>
+      <w:footerReference w:type="first" r:id="rId10"/>
+      <w:type w:val="nextPage"/>
       <w:pgSz w:w="7920" w:h="12240"/>
-      <w:pgMar w:top="1037" w:right="979" w:bottom="1037" w:left="1123" w:header="403" w:footer="461" w:gutter="0"/>
+      <w:pgMar w:top="1000" w:right="870" w:bottom="1000" w:left="1150" w:header="560" w:footer="560" w:gutter="0"/>
       <w:cols w:space="720"/>
       <w:docGrid w:linePitch="360"/>
     </w:sectPr>
@@ -1672,6 +1811,17 @@
 </w:ftr>
 </file>
 
+<file path=word/footer_vazio.xml><?xml version="1.0" encoding="utf-8"?>
+<w:ftr xmlns:m="http://schemas.openxmlformats.org/officeDocument/2006/math" xmlns:mc="http://schemas.openxmlformats.org/markup-compatibility/2006" xmlns:mo="http://schemas.microsoft.com/office/mac/office/2008/main" xmlns:mv="urn:schemas-microsoft-com:mac:vml" xmlns:o="urn:schemas-microsoft-com:office:office" xmlns:r="http://schemas.openxmlformats.org/officeDocument/2006/relationships" xmlns:v="urn:schemas-microsoft-com:vml" xmlns:w10="urn:schemas-microsoft-com:office:word" xmlns:w14="http://schemas.microsoft.com/office/word/2010/wordml" xmlns:w="http://schemas.openxmlformats.org/wordprocessingml/2006/main" xmlns:wne="http://schemas.microsoft.com/office/word/2006/wordml" xmlns:wp14="http://schemas.microsoft.com/office/word/2010/wordprocessingDrawing" xmlns:wp="http://schemas.openxmlformats.org/drawingml/2006/wordprocessingDrawing" xmlns:wpc="http://schemas.microsoft.com/office/word/2010/wordprocessingCanvas" xmlns:wpg="http://schemas.microsoft.com/office/word/2010/wordprocessingGroup" xmlns:wpi="http://schemas.microsoft.com/office/word/2010/wordprocessingInk" xmlns:wps="http://schemas.microsoft.com/office/word/2010/wordprocessingShape" mc:Ignorable="w14 wp14">
+  <w:p>
+    <w:pPr>
+      <w:pStyle w:val="Header"/>
+      <w:jc w:val="center"/>
+    </w:pPr>
+  </w:p>
+</w:ftr>
+</file>
+
 <file path=word/header1.xml><?xml version="1.0" encoding="utf-8"?>
 <w:hdr xmlns:m="http://schemas.openxmlformats.org/officeDocument/2006/math" xmlns:mc="http://schemas.openxmlformats.org/markup-compatibility/2006" xmlns:mo="http://schemas.microsoft.com/office/mac/office/2008/main" xmlns:mv="urn:schemas-microsoft-com:mac:vml" xmlns:o="urn:schemas-microsoft-com:office:office" xmlns:r="http://schemas.openxmlformats.org/officeDocument/2006/relationships" xmlns:v="urn:schemas-microsoft-com:vml" xmlns:w10="urn:schemas-microsoft-com:office:word" xmlns:w14="http://schemas.microsoft.com/office/word/2010/wordml" xmlns:w="http://schemas.openxmlformats.org/wordprocessingml/2006/main" xmlns:wne="http://schemas.microsoft.com/office/word/2006/wordml" xmlns:wp14="http://schemas.microsoft.com/office/word/2010/wordprocessingDrawing" xmlns:wp="http://schemas.openxmlformats.org/drawingml/2006/wordprocessingDrawing" xmlns:wpc="http://schemas.microsoft.com/office/word/2010/wordprocessingCanvas" xmlns:wpg="http://schemas.microsoft.com/office/word/2010/wordprocessingGroup" xmlns:wpi="http://schemas.microsoft.com/office/word/2010/wordprocessingInk" xmlns:wps="http://schemas.microsoft.com/office/word/2010/wordprocessingShape" mc:Ignorable="w14 wp14">
   <w:p>
@@ -1687,6 +1837,112 @@
       </w:rPr>
       <w:t>A MENINA ELEFANTE</w:t>
     </w:r>
+  </w:p>
+</w:hdr>
+</file>
+
+<file path=word/header_cap1.xml><?xml version="1.0" encoding="utf-8"?>
+<w:hdr xmlns:m="http://schemas.openxmlformats.org/officeDocument/2006/math" xmlns:mc="http://schemas.openxmlformats.org/markup-compatibility/2006" xmlns:mo="http://schemas.microsoft.com/office/mac/office/2008/main" xmlns:mv="urn:schemas-microsoft-com:mac:vml" xmlns:o="urn:schemas-microsoft-com:office:office" xmlns:r="http://schemas.openxmlformats.org/officeDocument/2006/relationships" xmlns:v="urn:schemas-microsoft-com:vml" xmlns:w10="urn:schemas-microsoft-com:office:word" xmlns:w14="http://schemas.microsoft.com/office/word/2010/wordml" xmlns:w="http://schemas.openxmlformats.org/wordprocessingml/2006/main" xmlns:wne="http://schemas.microsoft.com/office/word/2006/wordml" xmlns:wp14="http://schemas.microsoft.com/office/word/2010/wordprocessingDrawing" xmlns:wp="http://schemas.openxmlformats.org/drawingml/2006/wordprocessingDrawing" xmlns:wpc="http://schemas.microsoft.com/office/word/2010/wordprocessingCanvas" xmlns:wpg="http://schemas.microsoft.com/office/word/2010/wordprocessingGroup" xmlns:wpi="http://schemas.microsoft.com/office/word/2010/wordprocessingInk" xmlns:wps="http://schemas.microsoft.com/office/word/2010/wordprocessingShape" mc:Ignorable="w14 wp14">
+  <w:p>
+    <w:pPr>
+      <w:pStyle w:val="Header"/>
+      <w:jc w:val="center"/>
+    </w:pPr>
+    <w:r>
+      <w:rPr>
+        <w:rFonts w:ascii="EB Garamond" w:hAnsi="EB Garamond"/>
+        <w:i/>
+        <w:sz w:val="17"/>
+      </w:rPr>
+      <w:t xml:space="preserve">O ÔNIBUS DAS ONZE</w:t>
+    </w:r>
+  </w:p>
+</w:hdr>
+</file>
+
+<file path=word/header_cap2.xml><?xml version="1.0" encoding="utf-8"?>
+<w:hdr xmlns:m="http://schemas.openxmlformats.org/officeDocument/2006/math" xmlns:mc="http://schemas.openxmlformats.org/markup-compatibility/2006" xmlns:mo="http://schemas.microsoft.com/office/mac/office/2008/main" xmlns:mv="urn:schemas-microsoft-com:mac:vml" xmlns:o="urn:schemas-microsoft-com:office:office" xmlns:r="http://schemas.openxmlformats.org/officeDocument/2006/relationships" xmlns:v="urn:schemas-microsoft-com:vml" xmlns:w10="urn:schemas-microsoft-com:office:word" xmlns:w14="http://schemas.microsoft.com/office/word/2010/wordml" xmlns:w="http://schemas.openxmlformats.org/wordprocessingml/2006/main" xmlns:wne="http://schemas.microsoft.com/office/word/2006/wordml" xmlns:wp14="http://schemas.microsoft.com/office/word/2010/wordprocessingDrawing" xmlns:wp="http://schemas.openxmlformats.org/drawingml/2006/wordprocessingDrawing" xmlns:wpc="http://schemas.microsoft.com/office/word/2010/wordprocessingCanvas" xmlns:wpg="http://schemas.microsoft.com/office/word/2010/wordprocessingGroup" xmlns:wpi="http://schemas.microsoft.com/office/word/2010/wordprocessingInk" xmlns:wps="http://schemas.microsoft.com/office/word/2010/wordprocessingShape" mc:Ignorable="w14 wp14">
+  <w:p>
+    <w:pPr>
+      <w:pStyle w:val="Header"/>
+      <w:jc w:val="center"/>
+    </w:pPr>
+    <w:r>
+      <w:rPr>
+        <w:rFonts w:ascii="EB Garamond" w:hAnsi="EB Garamond"/>
+        <w:i/>
+        <w:sz w:val="17"/>
+      </w:rPr>
+      <w:t xml:space="preserve">TESTES</w:t>
+    </w:r>
+  </w:p>
+</w:hdr>
+</file>
+
+<file path=word/header_cap3.xml><?xml version="1.0" encoding="utf-8"?>
+<w:hdr xmlns:m="http://schemas.openxmlformats.org/officeDocument/2006/math" xmlns:mc="http://schemas.openxmlformats.org/markup-compatibility/2006" xmlns:mo="http://schemas.microsoft.com/office/mac/office/2008/main" xmlns:mv="urn:schemas-microsoft-com:mac:vml" xmlns:o="urn:schemas-microsoft-com:office:office" xmlns:r="http://schemas.openxmlformats.org/officeDocument/2006/relationships" xmlns:v="urn:schemas-microsoft-com:vml" xmlns:w10="urn:schemas-microsoft-com:office:word" xmlns:w14="http://schemas.microsoft.com/office/word/2010/wordml" xmlns:w="http://schemas.openxmlformats.org/wordprocessingml/2006/main" xmlns:wne="http://schemas.microsoft.com/office/word/2006/wordml" xmlns:wp14="http://schemas.microsoft.com/office/word/2010/wordprocessingDrawing" xmlns:wp="http://schemas.openxmlformats.org/drawingml/2006/wordprocessingDrawing" xmlns:wpc="http://schemas.microsoft.com/office/word/2010/wordprocessingCanvas" xmlns:wpg="http://schemas.microsoft.com/office/word/2010/wordprocessingGroup" xmlns:wpi="http://schemas.microsoft.com/office/word/2010/wordprocessingInk" xmlns:wps="http://schemas.microsoft.com/office/word/2010/wordprocessingShape" mc:Ignorable="w14 wp14">
+  <w:p>
+    <w:pPr>
+      <w:pStyle w:val="Header"/>
+      <w:jc w:val="center"/>
+    </w:pPr>
+    <w:r>
+      <w:rPr>
+        <w:rFonts w:ascii="EB Garamond" w:hAnsi="EB Garamond"/>
+        <w:i/>
+        <w:sz w:val="17"/>
+      </w:rPr>
+      <w:t xml:space="preserve">O ALMOÇO DE DESPEDIDA</w:t>
+    </w:r>
+  </w:p>
+</w:hdr>
+</file>
+
+<file path=word/header_cap4.xml><?xml version="1.0" encoding="utf-8"?>
+<w:hdr xmlns:m="http://schemas.openxmlformats.org/officeDocument/2006/math" xmlns:mc="http://schemas.openxmlformats.org/markup-compatibility/2006" xmlns:mo="http://schemas.microsoft.com/office/mac/office/2008/main" xmlns:mv="urn:schemas-microsoft-com:mac:vml" xmlns:o="urn:schemas-microsoft-com:office:office" xmlns:r="http://schemas.openxmlformats.org/officeDocument/2006/relationships" xmlns:v="urn:schemas-microsoft-com:vml" xmlns:w10="urn:schemas-microsoft-com:office:word" xmlns:w14="http://schemas.microsoft.com/office/word/2010/wordml" xmlns:w="http://schemas.openxmlformats.org/wordprocessingml/2006/main" xmlns:wne="http://schemas.microsoft.com/office/word/2006/wordml" xmlns:wp14="http://schemas.microsoft.com/office/word/2010/wordprocessingDrawing" xmlns:wp="http://schemas.openxmlformats.org/drawingml/2006/wordprocessingDrawing" xmlns:wpc="http://schemas.microsoft.com/office/word/2010/wordprocessingCanvas" xmlns:wpg="http://schemas.microsoft.com/office/word/2010/wordprocessingGroup" xmlns:wpi="http://schemas.microsoft.com/office/word/2010/wordprocessingInk" xmlns:wps="http://schemas.microsoft.com/office/word/2010/wordprocessingShape" mc:Ignorable="w14 wp14">
+  <w:p>
+    <w:pPr>
+      <w:pStyle w:val="Header"/>
+      <w:jc w:val="center"/>
+    </w:pPr>
+    <w:r>
+      <w:rPr>
+        <w:rFonts w:ascii="EB Garamond" w:hAnsi="EB Garamond"/>
+        <w:i/>
+        <w:sz w:val="17"/>
+      </w:rPr>
+      <w:t xml:space="preserve">CATORZE HORAS</w:t>
+    </w:r>
+  </w:p>
+</w:hdr>
+</file>
+
+<file path=word/header_cap5.xml><?xml version="1.0" encoding="utf-8"?>
+<w:hdr xmlns:m="http://schemas.openxmlformats.org/officeDocument/2006/math" xmlns:mc="http://schemas.openxmlformats.org/markup-compatibility/2006" xmlns:mo="http://schemas.microsoft.com/office/mac/office/2008/main" xmlns:mv="urn:schemas-microsoft-com:mac:vml" xmlns:o="urn:schemas-microsoft-com:office:office" xmlns:r="http://schemas.openxmlformats.org/officeDocument/2006/relationships" xmlns:v="urn:schemas-microsoft-com:vml" xmlns:w10="urn:schemas-microsoft-com:office:word" xmlns:w14="http://schemas.microsoft.com/office/word/2010/wordml" xmlns:w="http://schemas.openxmlformats.org/wordprocessingml/2006/main" xmlns:wne="http://schemas.microsoft.com/office/word/2006/wordml" xmlns:wp14="http://schemas.microsoft.com/office/word/2010/wordprocessingDrawing" xmlns:wp="http://schemas.openxmlformats.org/drawingml/2006/wordprocessingDrawing" xmlns:wpc="http://schemas.microsoft.com/office/word/2010/wordprocessingCanvas" xmlns:wpg="http://schemas.microsoft.com/office/word/2010/wordprocessingGroup" xmlns:wpi="http://schemas.microsoft.com/office/word/2010/wordprocessingInk" xmlns:wps="http://schemas.microsoft.com/office/word/2010/wordprocessingShape" mc:Ignorable="w14 wp14">
+  <w:p>
+    <w:pPr>
+      <w:pStyle w:val="Header"/>
+      <w:jc w:val="center"/>
+    </w:pPr>
+    <w:r>
+      <w:rPr>
+        <w:rFonts w:ascii="EB Garamond" w:hAnsi="EB Garamond"/>
+        <w:i/>
+        <w:sz w:val="17"/>
+      </w:rPr>
+      <w:t xml:space="preserve">NEVE</w:t>
+    </w:r>
+  </w:p>
+</w:hdr>
+</file>
+
+<file path=word/header_vazio.xml><?xml version="1.0" encoding="utf-8"?>
+<w:hdr xmlns:m="http://schemas.openxmlformats.org/officeDocument/2006/math" xmlns:mc="http://schemas.openxmlformats.org/markup-compatibility/2006" xmlns:mo="http://schemas.microsoft.com/office/mac/office/2008/main" xmlns:mv="urn:schemas-microsoft-com:mac:vml" xmlns:o="urn:schemas-microsoft-com:office:office" xmlns:r="http://schemas.openxmlformats.org/officeDocument/2006/relationships" xmlns:v="urn:schemas-microsoft-com:vml" xmlns:w10="urn:schemas-microsoft-com:office:word" xmlns:w14="http://schemas.microsoft.com/office/word/2010/wordml" xmlns:w="http://schemas.openxmlformats.org/wordprocessingml/2006/main" xmlns:wne="http://schemas.microsoft.com/office/word/2006/wordml" xmlns:wp14="http://schemas.microsoft.com/office/word/2010/wordprocessingDrawing" xmlns:wp="http://schemas.openxmlformats.org/drawingml/2006/wordprocessingDrawing" xmlns:wpc="http://schemas.microsoft.com/office/word/2010/wordprocessingCanvas" xmlns:wpg="http://schemas.microsoft.com/office/word/2010/wordprocessingGroup" xmlns:wpi="http://schemas.microsoft.com/office/word/2010/wordprocessingInk" xmlns:wps="http://schemas.microsoft.com/office/word/2010/wordprocessingShape" mc:Ignorable="w14 wp14">
+  <w:p>
+    <w:pPr>
+      <w:pStyle w:val="Header"/>
+      <w:jc w:val="center"/>
+    </w:pPr>
   </w:p>
 </w:hdr>
 </file>
@@ -1902,7 +2158,7 @@
         <w:rFonts w:asciiTheme="minorHAnsi" w:eastAsiaTheme="minorEastAsia" w:hAnsiTheme="minorHAnsi" w:cstheme="minorBidi"/>
         <w:sz w:val="22"/>
         <w:szCs w:val="22"/>
-        <w:lang w:val="en-US" w:eastAsia="en-US" w:bidi="ar-SA"/>
+        <w:lang w:val="pt-BR" w:eastAsia="ja-JP" w:bidi="ar-SA"/>
       </w:rPr>
     </w:rPrDefault>
     <w:pPrDefault>
@@ -2053,15 +2309,17 @@
   <w:style w:type="paragraph" w:default="1" w:styleId="Normal">
     <w:name w:val="Normal"/>
     <w:qFormat/>
-    <w:rsid w:val="00FC693F"/>
-    <w:pPr>
-      <w:spacing w:line="307" w:lineRule="auto" w:after="44"/>
-      <w:ind w:firstLine="331"/>
+    <w:pPr>
+      <w:widowControl/>
+      <w:spacing w:after="0" w:line="352" w:lineRule="exact"/>
+      <w:ind w:firstLine="340"/>
       <w:jc w:val="both"/>
     </w:pPr>
     <w:rPr>
-      <w:rFonts w:ascii="EB Garamond" w:hAnsi="EB Garamond" w:eastAsia="EB Garamond"/>
-      <w:sz w:val="26"/>
+      <w:rFonts w:ascii="EB Garamond" w:hAnsi="EB Garamond" w:eastAsia="EB Garamond" w:cs="EB Garamond"/>
+      <w:sz w:val="24"/>
+      <w:szCs w:val="24"/>
+      <w:lang w:val="pt-BR"/>
     </w:rPr>
   </w:style>
   <w:style w:type="paragraph" w:styleId="Header">
@@ -2077,6 +2335,8 @@
         <w:tab w:val="right" w:pos="9360"/>
       </w:tabs>
       <w:spacing w:after="0" w:line="240" w:lineRule="auto"/>
+      <w:ind w:firstLine="0"/>
+      <w:jc w:val="center"/>
     </w:pPr>
   </w:style>
   <w:style w:type="character" w:customStyle="1" w:styleId="HeaderChar">
@@ -2099,6 +2359,8 @@
         <w:tab w:val="right" w:pos="9360"/>
       </w:tabs>
       <w:spacing w:after="0" w:line="240" w:lineRule="auto"/>
+      <w:ind w:firstLine="0"/>
+      <w:jc w:val="center"/>
     </w:pPr>
   </w:style>
   <w:style w:type="character" w:customStyle="1" w:styleId="FooterChar">

--- a/menina_elefante/saidas/A_Menina_Elefante_V2_Parte_III.docx
+++ b/menina_elefante/saidas/A_Menina_Elefante_V2_Parte_III.docx
@@ -353,7 +353,7 @@
               <a:graphicData uri="http://schemas.openxmlformats.org/drawingml/2006/picture">
                 <pic:pic xmlns:pic="http://schemas.openxmlformats.org/drawingml/2006/picture">
                   <pic:nvPicPr>
-                    <pic:cNvPr id="1001" name="destaque_ramo_esq.png"/>
+                    <pic:cNvPr id="1001" name="destaque_oliveira_arco_esq.png"/>
                     <pic:cNvPicPr/>
                   </pic:nvPicPr>
                   <pic:blipFill>
@@ -1327,7 +1327,7 @@
               <a:graphicData uri="http://schemas.openxmlformats.org/drawingml/2006/picture">
                 <pic:pic xmlns:pic="http://schemas.openxmlformats.org/drawingml/2006/picture">
                   <pic:nvPicPr>
-                    <pic:cNvPr id="1002" name="destaque_relogio_dir.png"/>
+                    <pic:cNvPr id="1002" name="destaque_oliveira_longa_dir.png"/>
                     <pic:cNvPicPr/>
                   </pic:nvPicPr>
                   <pic:blipFill>
@@ -1585,7 +1585,7 @@
               <a:graphicData uri="http://schemas.openxmlformats.org/drawingml/2006/picture">
                 <pic:pic xmlns:pic="http://schemas.openxmlformats.org/drawingml/2006/picture">
                   <pic:nvPicPr>
-                    <pic:cNvPr id="1003" name="destaque_vinha_esq.png"/>
+                    <pic:cNvPr id="1003" name="destaque_oliveira_cruzada_esq.png"/>
                     <pic:cNvPicPr/>
                   </pic:nvPicPr>
                   <pic:blipFill>

--- a/menina_elefante/saidas/A_Menina_Elefante_V2_Parte_III.docx
+++ b/menina_elefante/saidas/A_Menina_Elefante_V2_Parte_III.docx
@@ -353,7 +353,7 @@
               <a:graphicData uri="http://schemas.openxmlformats.org/drawingml/2006/picture">
                 <pic:pic xmlns:pic="http://schemas.openxmlformats.org/drawingml/2006/picture">
                   <pic:nvPicPr>
-                    <pic:cNvPr id="1001" name="destaque_oliveira_arco_esq.png"/>
+                    <pic:cNvPr id="1001" name="destaque_oliveira_longa_esq.png"/>
                     <pic:cNvPicPr/>
                   </pic:nvPicPr>
                   <pic:blipFill>
@@ -380,7 +380,7 @@
     </w:p>
     <w:p>
       <w:pPr>
-        <w:spacing w:before="900" w:after="0" w:line="1127" w:lineRule="exact"/>
+        <w:spacing w:before="900" w:after="0" w:line="1064" w:lineRule="exact"/>
         <w:ind w:firstLine="0"/>
         <w:jc w:val="right"/>
       </w:pPr>
@@ -389,8 +389,8 @@
           <w:rFonts w:ascii="Bebas Neue" w:hAnsi="Bebas Neue" w:cs="Bebas Neue"/>
           <w:caps/>
           <w:color w:val="A9A9A4"/>
-          <w:sz w:val="110"/>
-          <w:szCs w:val="110"/>
+          <w:sz w:val="104"/>
+          <w:szCs w:val="104"/>
         </w:rPr>
         <w:t xml:space="preserve">PORQUE É MEIA-NOITE E VOCÊ ESTÁ </w:t>
       </w:r>
@@ -399,8 +399,8 @@
           <w:rFonts w:ascii="Bebas Neue" w:hAnsi="Bebas Neue" w:cs="Bebas Neue"/>
           <w:caps/>
           <w:color w:val="FFFFFF"/>
-          <w:sz w:val="110"/>
-          <w:szCs w:val="110"/>
+          <w:sz w:val="104"/>
+          <w:szCs w:val="104"/>
         </w:rPr>
         <w:t xml:space="preserve">ANDANDO SOZINHA</w:t>
       </w:r>
@@ -409,8 +409,8 @@
           <w:rFonts w:ascii="Bebas Neue" w:hAnsi="Bebas Neue" w:cs="Bebas Neue"/>
           <w:caps/>
           <w:color w:val="A9A9A4"/>
-          <w:sz w:val="110"/>
-          <w:szCs w:val="110"/>
+          <w:sz w:val="104"/>
+          <w:szCs w:val="104"/>
         </w:rPr>
         <w:t xml:space="preserve">.</w:t>
       </w:r>
@@ -1327,7 +1327,7 @@
               <a:graphicData uri="http://schemas.openxmlformats.org/drawingml/2006/picture">
                 <pic:pic xmlns:pic="http://schemas.openxmlformats.org/drawingml/2006/picture">
                   <pic:nvPicPr>
-                    <pic:cNvPr id="1002" name="destaque_oliveira_longa_dir.png"/>
+                    <pic:cNvPr id="1002" name="destaque_oliveira_coroa_dir_azeitonas.png"/>
                     <pic:cNvPicPr/>
                   </pic:nvPicPr>
                   <pic:blipFill>
@@ -1354,7 +1354,7 @@
     </w:p>
     <w:p>
       <w:pPr>
-        <w:spacing w:before="900" w:after="0" w:line="940" w:lineRule="exact"/>
+        <w:spacing w:before="900" w:after="0" w:line="888" w:lineRule="exact"/>
         <w:ind w:firstLine="0"/>
         <w:jc w:val="left"/>
       </w:pPr>
@@ -1363,8 +1363,8 @@
           <w:rFonts w:ascii="Bebas Neue" w:hAnsi="Bebas Neue" w:cs="Bebas Neue"/>
           <w:caps/>
           <w:color w:val="FFFFFF"/>
-          <w:sz w:val="92"/>
-          <w:szCs w:val="92"/>
+          <w:sz w:val="86"/>
+          <w:szCs w:val="86"/>
         </w:rPr>
         <w:t xml:space="preserve">NINGUÉM TINHA ME PEDIDO PARA PULAR.</w:t>
       </w:r>
@@ -1373,8 +1373,8 @@
           <w:rFonts w:ascii="Bebas Neue" w:hAnsi="Bebas Neue" w:cs="Bebas Neue"/>
           <w:caps/>
           <w:color w:val="A9A9A4"/>
-          <w:sz w:val="92"/>
-          <w:szCs w:val="92"/>
+          <w:sz w:val="86"/>
+          <w:szCs w:val="86"/>
         </w:rPr>
         <w:t xml:space="preserve"> NINGUÉM PRECISAVA QUE EU PULASSE.</w:t>
       </w:r>
@@ -1612,7 +1612,7 @@
     </w:p>
     <w:p>
       <w:pPr>
-        <w:spacing w:before="900" w:after="0" w:line="1000" w:lineRule="exact"/>
+        <w:spacing w:before="900" w:after="0" w:line="944" w:lineRule="exact"/>
         <w:ind w:firstLine="0"/>
         <w:jc w:val="right"/>
       </w:pPr>
@@ -1621,8 +1621,8 @@
           <w:rFonts w:ascii="Bebas Neue" w:hAnsi="Bebas Neue" w:cs="Bebas Neue"/>
           <w:caps/>
           <w:color w:val="A9A9A4"/>
-          <w:sz w:val="98"/>
-          <w:szCs w:val="98"/>
+          <w:sz w:val="92"/>
+          <w:szCs w:val="92"/>
         </w:rPr>
         <w:t xml:space="preserve">NUNCA TINHA ESTADO NUM LUGAR EM QUE </w:t>
       </w:r>
@@ -1631,8 +1631,8 @@
           <w:rFonts w:ascii="Bebas Neue" w:hAnsi="Bebas Neue" w:cs="Bebas Neue"/>
           <w:caps/>
           <w:color w:val="FFFFFF"/>
-          <w:sz w:val="98"/>
-          <w:szCs w:val="98"/>
+          <w:sz w:val="92"/>
+          <w:szCs w:val="92"/>
         </w:rPr>
         <w:t xml:space="preserve">NINGUÉM PRECISAVA DE MIM</w:t>
       </w:r>
@@ -1641,8 +1641,8 @@
           <w:rFonts w:ascii="Bebas Neue" w:hAnsi="Bebas Neue" w:cs="Bebas Neue"/>
           <w:caps/>
           <w:color w:val="A9A9A4"/>
-          <w:sz w:val="98"/>
-          <w:szCs w:val="98"/>
+          <w:sz w:val="92"/>
+          <w:szCs w:val="92"/>
         </w:rPr>
         <w:t xml:space="preserve">.</w:t>
       </w:r>
